--- a/reports/ПР_9-10_Управление_проектом.docx
+++ b/reports/ПР_9-10_Управление_проектом.docx
@@ -408,7 +408,7 @@
           <w:i w:val="0"/>
           <w:sz w:val="28"/>
         </w:rPr>
-        <w:t>Объект планирования — проект создания системы «ИС планирования закупок и продаж цветов» (практические работы № 3–8). Модель управления проектом включает определение этапов и их зависимостей, построение сетевой и временной диаграмм, распределение участников группы по этапам и управление рисками проекта. Особенность проекта — опытная эксплуатация должна прийтись на предновогодний пик продаж, поэтому соблюдение сроков критического пути особенно важно.</w:t>
+        <w:t>Объект планирования — проект создания базовой редакции системы «ИС планирования закупок и продаж цветов» для одного цветочного салона (практические работы № 3–8). Модель управления проектом включает определение этапов и их зависимостей, построение сетевой и временной диаграмм, распределение участников группы по этапам и управление рисками проекта. Программа должна заработать в Салоне до предновогоднего спроса, поэтому важно соблюдать сроки критического пути.</w:t>
       </w:r>
     </w:p>
     <w:p>
@@ -1051,7 +1051,7 @@
                 <w:i w:val="0"/>
                 <w:sz w:val="24"/>
               </w:rPr>
-              <w:t>Обследование бизнес-процессов и формирование требований</w:t>
+              <w:t>Обследование Салона и формирование требований</w:t>
             </w:r>
           </w:p>
           <w:p>
@@ -1091,7 +1091,7 @@
                 <w:i w:val="0"/>
                 <w:sz w:val="24"/>
               </w:rPr>
-              <w:t>12</w:t>
+              <w:t>14</w:t>
             </w:r>
           </w:p>
         </w:tc>
@@ -1205,7 +1205,7 @@
                 <w:i w:val="0"/>
                 <w:sz w:val="24"/>
               </w:rPr>
-              <w:t>9</w:t>
+              <w:t>10</w:t>
             </w:r>
           </w:p>
         </w:tc>
@@ -1279,7 +1279,7 @@
                 <w:i w:val="0"/>
                 <w:sz w:val="24"/>
               </w:rPr>
-              <w:t>Сбор и подготовка данных продаж из «1С:Розница»</w:t>
+              <w:t>Анализ истории продаж и правил закупки</w:t>
             </w:r>
           </w:p>
           <w:p>
@@ -1296,7 +1296,7 @@
                 <w:i w:val="0"/>
                 <w:sz w:val="24"/>
               </w:rPr>
-              <w:t>(результат: очищенный набор данных)</w:t>
+              <w:t>(результат: правила расчёта, эталонные примеры)</w:t>
             </w:r>
           </w:p>
         </w:tc>
@@ -1319,7 +1319,7 @@
                 <w:i w:val="0"/>
                 <w:sz w:val="24"/>
               </w:rPr>
-              <w:t>14</w:t>
+              <w:t>16</w:t>
             </w:r>
           </w:p>
         </w:tc>
@@ -1393,7 +1393,7 @@
                 <w:i w:val="0"/>
                 <w:sz w:val="24"/>
               </w:rPr>
-              <w:t>Проектирование архитектуры и базы данных</w:t>
+              <w:t>Проектирование базы данных</w:t>
             </w:r>
           </w:p>
           <w:p>
@@ -1410,7 +1410,7 @@
                 <w:i w:val="0"/>
                 <w:sz w:val="24"/>
               </w:rPr>
-              <w:t>(результат: технический проект)</w:t>
+              <w:t>(результат: схема БД)</w:t>
             </w:r>
           </w:p>
         </w:tc>
@@ -1433,7 +1433,7 @@
                 <w:i w:val="0"/>
                 <w:sz w:val="24"/>
               </w:rPr>
-              <w:t>11</w:t>
+              <w:t>8</w:t>
             </w:r>
           </w:p>
         </w:tc>
@@ -1507,7 +1507,7 @@
                 <w:i w:val="0"/>
                 <w:sz w:val="24"/>
               </w:rPr>
-              <w:t>Проектирование интерфейса (ПК и ТСД)</w:t>
+              <w:t>Проектирование экранных форм</w:t>
             </w:r>
           </w:p>
           <w:p>
@@ -1524,7 +1524,7 @@
                 <w:i w:val="0"/>
                 <w:sz w:val="24"/>
               </w:rPr>
-              <w:t>(результат: макеты экранов)</w:t>
+              <w:t>(результат: макеты страниц)</w:t>
             </w:r>
           </w:p>
         </w:tc>
@@ -1547,7 +1547,7 @@
                 <w:i w:val="0"/>
                 <w:sz w:val="24"/>
               </w:rPr>
-              <w:t>9</w:t>
+              <w:t>12</w:t>
             </w:r>
           </w:p>
         </w:tc>
@@ -1621,7 +1621,7 @@
                 <w:i w:val="0"/>
                 <w:sz w:val="24"/>
               </w:rPr>
-              <w:t>Разработка модели прогнозирования спроса</w:t>
+              <w:t>Правила FEFO, прогноза и расчёта заказа (logic.py)</w:t>
             </w:r>
           </w:p>
           <w:p>
@@ -1638,7 +1638,7 @@
                 <w:i w:val="0"/>
                 <w:sz w:val="24"/>
               </w:rPr>
-              <w:t>(результат: валидированная модель)</w:t>
+              <w:t>(результат: модуль правил)</w:t>
             </w:r>
           </w:p>
         </w:tc>
@@ -1661,7 +1661,7 @@
                 <w:i w:val="0"/>
                 <w:sz w:val="24"/>
               </w:rPr>
-              <w:t>26</w:t>
+              <w:t>24</w:t>
             </w:r>
           </w:p>
         </w:tc>
@@ -1735,7 +1735,7 @@
                 <w:i w:val="0"/>
                 <w:sz w:val="24"/>
               </w:rPr>
-              <w:t>Разработка подсистем учёта партий, продаж и интеграций</w:t>
+              <w:t>Обработчики страниц и работа с БД</w:t>
             </w:r>
           </w:p>
           <w:p>
@@ -1752,7 +1752,7 @@
                 <w:i w:val="0"/>
                 <w:sz w:val="24"/>
               </w:rPr>
-              <w:t>(результат: серверные сервисы)</w:t>
+              <w:t>(результат: серверная часть)</w:t>
             </w:r>
           </w:p>
         </w:tc>
@@ -1775,7 +1775,7 @@
                 <w:i w:val="0"/>
                 <w:sz w:val="24"/>
               </w:rPr>
-              <w:t>30</w:t>
+              <w:t>32</w:t>
             </w:r>
           </w:p>
         </w:tc>
@@ -1798,7 +1798,7 @@
                 <w:i w:val="0"/>
                 <w:sz w:val="24"/>
               </w:rPr>
-              <w:t>T4</w:t>
+              <w:t>T4, T5</w:t>
             </w:r>
           </w:p>
         </w:tc>
@@ -1849,7 +1849,7 @@
                 <w:i w:val="0"/>
                 <w:sz w:val="24"/>
               </w:rPr>
-              <w:t>Разработка клиентской части и интерфейса ТСД</w:t>
+              <w:t>Шаблоны страниц и стили</w:t>
             </w:r>
           </w:p>
           <w:p>
@@ -1866,7 +1866,7 @@
                 <w:i w:val="0"/>
                 <w:sz w:val="24"/>
               </w:rPr>
-              <w:t>(результат: веб-интерфейс)</w:t>
+              <w:t>(результат: интерфейс)</w:t>
             </w:r>
           </w:p>
         </w:tc>
@@ -1889,7 +1889,7 @@
                 <w:i w:val="0"/>
                 <w:sz w:val="24"/>
               </w:rPr>
-              <w:t>22</w:t>
+              <w:t>24</w:t>
             </w:r>
           </w:p>
         </w:tc>
@@ -1912,7 +1912,7 @@
                 <w:i w:val="0"/>
                 <w:sz w:val="24"/>
               </w:rPr>
-              <w:t>T4, T5</w:t>
+              <w:t>T5</w:t>
             </w:r>
           </w:p>
         </w:tc>
@@ -1963,7 +1963,7 @@
                 <w:i w:val="0"/>
                 <w:sz w:val="24"/>
               </w:rPr>
-              <w:t>Разработка модуля планирования закупок</w:t>
+              <w:t>Дистрибутив для установки без интернета</w:t>
             </w:r>
           </w:p>
           <w:p>
@@ -1980,7 +1980,7 @@
                 <w:i w:val="0"/>
                 <w:sz w:val="24"/>
               </w:rPr>
-              <w:t>(результат: модуль расчёта заказов)</w:t>
+              <w:t>(результат: run.bat, архив с пакетами)</w:t>
             </w:r>
           </w:p>
         </w:tc>
@@ -2003,7 +2003,7 @@
                 <w:i w:val="0"/>
                 <w:sz w:val="24"/>
               </w:rPr>
-              <w:t>14</w:t>
+              <w:t>10</w:t>
             </w:r>
           </w:p>
         </w:tc>
@@ -2077,7 +2077,7 @@
                 <w:i w:val="0"/>
                 <w:sz w:val="24"/>
               </w:rPr>
-              <w:t>Комплексное тестирование (включая имитацию пикового дня)</w:t>
+              <w:t>Тестирование и проверка установки</w:t>
             </w:r>
           </w:p>
           <w:p>
@@ -2117,7 +2117,7 @@
                 <w:i w:val="0"/>
                 <w:sz w:val="24"/>
               </w:rPr>
-              <w:t>15</w:t>
+              <w:t>16</w:t>
             </w:r>
           </w:p>
         </w:tc>
@@ -2191,7 +2191,7 @@
                 <w:i w:val="0"/>
                 <w:sz w:val="24"/>
               </w:rPr>
-              <w:t>Документация и обучение персонала</w:t>
+              <w:t>Руководство пользователя и по эксплуатации</w:t>
             </w:r>
           </w:p>
           <w:p>
@@ -2208,7 +2208,7 @@
                 <w:i w:val="0"/>
                 <w:sz w:val="24"/>
               </w:rPr>
-              <w:t>(результат: документация, обученный персонал)</w:t>
+              <w:t>(результат: руководства)</w:t>
             </w:r>
           </w:p>
         </w:tc>
@@ -2231,7 +2231,7 @@
                 <w:i w:val="0"/>
                 <w:sz w:val="24"/>
               </w:rPr>
-              <w:t>9</w:t>
+              <w:t>12</w:t>
             </w:r>
           </w:p>
         </w:tc>
@@ -2305,7 +2305,7 @@
                 <w:i w:val="0"/>
                 <w:sz w:val="24"/>
               </w:rPr>
-              <w:t>Опытная эксплуатация в предновогодний период и приёмка</w:t>
+              <w:t>Установка в Салоне, опытная эксплуатация и приёмка</w:t>
             </w:r>
           </w:p>
           <w:p>
@@ -2470,7 +2470,7 @@
           <w:i w:val="0"/>
           <w:sz w:val="28"/>
         </w:rPr>
-        <w:t>Критический путь проекта: T1 → T2 → T4 → T7 → T9 → T10 → T12. Его длительность составляет 105 дней; плановая дата завершения работ — 14.12.2026, что укладывается в установленный срок (до 31.12.2026). Задержка любого этапа критического пути приводит к задержке завершения проекта, поэтому именно эти этапы находятся под приоритетным контролем руководителя проекта.</w:t>
+        <w:t>Критический путь проекта: T1 → T2 → T5 → T7 → T9 → T10 → T12. Его длительность составляет 108 дней; плановая дата завершения работ — 17.12.2026, что укладывается в установленный срок (до 31.12.2026). Задержка любого этапа критического пути приводит к задержке завершения проекта, поэтому именно эти этапы находятся под приоритетным контролем руководителя проекта.</w:t>
       </w:r>
     </w:p>
     <w:p>
@@ -2740,7 +2740,7 @@
                 <w:i w:val="0"/>
                 <w:sz w:val="24"/>
               </w:rPr>
-              <w:t>12.09.2026</w:t>
+              <w:t>14.09.2026</w:t>
             </w:r>
           </w:p>
         </w:tc>
@@ -2786,7 +2786,7 @@
                 <w:i w:val="0"/>
                 <w:sz w:val="24"/>
               </w:rPr>
-              <w:t>12.09.2026</w:t>
+              <w:t>14.09.2026</w:t>
             </w:r>
           </w:p>
         </w:tc>
@@ -2860,7 +2860,7 @@
                 <w:i w:val="0"/>
                 <w:sz w:val="24"/>
               </w:rPr>
-              <w:t>13.09.2026</w:t>
+              <w:t>15.09.2026</w:t>
             </w:r>
           </w:p>
         </w:tc>
@@ -2883,7 +2883,7 @@
                 <w:i w:val="0"/>
                 <w:sz w:val="24"/>
               </w:rPr>
-              <w:t>21.09.2026</w:t>
+              <w:t>24.09.2026</w:t>
             </w:r>
           </w:p>
         </w:tc>
@@ -2906,7 +2906,7 @@
                 <w:i w:val="0"/>
                 <w:sz w:val="24"/>
               </w:rPr>
-              <w:t>13.09.2026</w:t>
+              <w:t>15.09.2026</w:t>
             </w:r>
           </w:p>
         </w:tc>
@@ -2929,7 +2929,7 @@
                 <w:i w:val="0"/>
                 <w:sz w:val="24"/>
               </w:rPr>
-              <w:t>21.09.2026</w:t>
+              <w:t>24.09.2026</w:t>
             </w:r>
           </w:p>
         </w:tc>
@@ -3003,7 +3003,7 @@
                 <w:i w:val="0"/>
                 <w:sz w:val="24"/>
               </w:rPr>
-              <w:t>22.09.2026</w:t>
+              <w:t>25.09.2026</w:t>
             </w:r>
           </w:p>
         </w:tc>
@@ -3026,7 +3026,7 @@
                 <w:i w:val="0"/>
                 <w:sz w:val="24"/>
               </w:rPr>
-              <w:t>05.10.2026</w:t>
+              <w:t>10.10.2026</w:t>
             </w:r>
           </w:p>
         </w:tc>
@@ -3049,7 +3049,7 @@
                 <w:i w:val="0"/>
                 <w:sz w:val="24"/>
               </w:rPr>
-              <w:t>23.09.2026</w:t>
+              <w:t>29.09.2026</w:t>
             </w:r>
           </w:p>
         </w:tc>
@@ -3072,7 +3072,7 @@
                 <w:i w:val="0"/>
                 <w:sz w:val="24"/>
               </w:rPr>
-              <w:t>06.10.2026</w:t>
+              <w:t>14.10.2026</w:t>
             </w:r>
           </w:p>
         </w:tc>
@@ -3095,7 +3095,7 @@
                 <w:i w:val="0"/>
                 <w:sz w:val="24"/>
               </w:rPr>
-              <w:t>1</w:t>
+              <w:t>4</w:t>
             </w:r>
           </w:p>
         </w:tc>
@@ -3146,7 +3146,7 @@
                 <w:i w:val="0"/>
                 <w:sz w:val="24"/>
               </w:rPr>
-              <w:t>22.09.2026</w:t>
+              <w:t>25.09.2026</w:t>
             </w:r>
           </w:p>
         </w:tc>
@@ -3192,7 +3192,7 @@
                 <w:i w:val="0"/>
                 <w:sz w:val="24"/>
               </w:rPr>
-              <w:t>22.09.2026</w:t>
+              <w:t>29.09.2026</w:t>
             </w:r>
           </w:p>
         </w:tc>
@@ -3215,7 +3215,150 @@
                 <w:i w:val="0"/>
                 <w:sz w:val="24"/>
               </w:rPr>
-              <w:t>02.10.2026</w:t>
+              <w:t>06.10.2026</w:t>
+            </w:r>
+          </w:p>
+        </w:tc>
+        <w:tc>
+          <w:tcPr>
+            <w:tcW w:type="dxa" w:w="1644"/>
+          </w:tcPr>
+          <w:p>
+            <w:pPr>
+              <w:widowControl w:val="0"/>
+              <w:spacing w:line="240" w:lineRule="auto" w:after="0"/>
+              <w:ind w:firstLine="0"/>
+              <w:jc w:val="left"/>
+            </w:pPr>
+            <w:r/>
+            <w:r>
+              <w:rPr>
+                <w:rFonts w:ascii="Times New Roman" w:hAnsi="Times New Roman" w:cs="Times New Roman" w:eastAsia="Times New Roman"/>
+                <w:b w:val="0"/>
+                <w:i w:val="0"/>
+                <w:sz w:val="24"/>
+              </w:rPr>
+              <w:t>4</w:t>
+            </w:r>
+          </w:p>
+        </w:tc>
+      </w:tr>
+      <w:tr>
+        <w:trPr>
+          <w:cantSplit/>
+        </w:trPr>
+        <w:tc>
+          <w:tcPr>
+            <w:tcW w:type="dxa" w:w="907"/>
+          </w:tcPr>
+          <w:p>
+            <w:pPr>
+              <w:widowControl w:val="0"/>
+              <w:spacing w:line="240" w:lineRule="auto" w:after="0"/>
+              <w:ind w:firstLine="0"/>
+              <w:jc w:val="left"/>
+            </w:pPr>
+            <w:r/>
+            <w:r>
+              <w:rPr>
+                <w:rFonts w:ascii="Times New Roman" w:hAnsi="Times New Roman" w:cs="Times New Roman" w:eastAsia="Times New Roman"/>
+                <w:b w:val="0"/>
+                <w:i w:val="0"/>
+                <w:sz w:val="24"/>
+              </w:rPr>
+              <w:t>T5</w:t>
+            </w:r>
+          </w:p>
+        </w:tc>
+        <w:tc>
+          <w:tcPr>
+            <w:tcW w:type="dxa" w:w="1701"/>
+          </w:tcPr>
+          <w:p>
+            <w:pPr>
+              <w:widowControl w:val="0"/>
+              <w:spacing w:line="240" w:lineRule="auto" w:after="0"/>
+              <w:ind w:firstLine="0"/>
+              <w:jc w:val="left"/>
+            </w:pPr>
+            <w:r/>
+            <w:r>
+              <w:rPr>
+                <w:rFonts w:ascii="Times New Roman" w:hAnsi="Times New Roman" w:cs="Times New Roman" w:eastAsia="Times New Roman"/>
+                <w:b w:val="0"/>
+                <w:i w:val="0"/>
+                <w:sz w:val="24"/>
+              </w:rPr>
+              <w:t>25.09.2026</w:t>
+            </w:r>
+          </w:p>
+        </w:tc>
+        <w:tc>
+          <w:tcPr>
+            <w:tcW w:type="dxa" w:w="1701"/>
+          </w:tcPr>
+          <w:p>
+            <w:pPr>
+              <w:widowControl w:val="0"/>
+              <w:spacing w:line="240" w:lineRule="auto" w:after="0"/>
+              <w:ind w:firstLine="0"/>
+              <w:jc w:val="left"/>
+            </w:pPr>
+            <w:r/>
+            <w:r>
+              <w:rPr>
+                <w:rFonts w:ascii="Times New Roman" w:hAnsi="Times New Roman" w:cs="Times New Roman" w:eastAsia="Times New Roman"/>
+                <w:b w:val="0"/>
+                <w:i w:val="0"/>
+                <w:sz w:val="24"/>
+              </w:rPr>
+              <w:t>06.10.2026</w:t>
+            </w:r>
+          </w:p>
+        </w:tc>
+        <w:tc>
+          <w:tcPr>
+            <w:tcW w:type="dxa" w:w="1701"/>
+          </w:tcPr>
+          <w:p>
+            <w:pPr>
+              <w:widowControl w:val="0"/>
+              <w:spacing w:line="240" w:lineRule="auto" w:after="0"/>
+              <w:ind w:firstLine="0"/>
+              <w:jc w:val="left"/>
+            </w:pPr>
+            <w:r/>
+            <w:r>
+              <w:rPr>
+                <w:rFonts w:ascii="Times New Roman" w:hAnsi="Times New Roman" w:cs="Times New Roman" w:eastAsia="Times New Roman"/>
+                <w:b w:val="0"/>
+                <w:i w:val="0"/>
+                <w:sz w:val="24"/>
+              </w:rPr>
+              <w:t>25.09.2026</w:t>
+            </w:r>
+          </w:p>
+        </w:tc>
+        <w:tc>
+          <w:tcPr>
+            <w:tcW w:type="dxa" w:w="1701"/>
+          </w:tcPr>
+          <w:p>
+            <w:pPr>
+              <w:widowControl w:val="0"/>
+              <w:spacing w:line="240" w:lineRule="auto" w:after="0"/>
+              <w:ind w:firstLine="0"/>
+              <w:jc w:val="left"/>
+            </w:pPr>
+            <w:r/>
+            <w:r>
+              <w:rPr>
+                <w:rFonts w:ascii="Times New Roman" w:hAnsi="Times New Roman" w:cs="Times New Roman" w:eastAsia="Times New Roman"/>
+                <w:b w:val="0"/>
+                <w:i w:val="0"/>
+                <w:sz w:val="24"/>
+              </w:rPr>
+              <w:t>06.10.2026</w:t>
             </w:r>
           </w:p>
         </w:tc>
@@ -3266,149 +3409,6 @@
                 <w:i w:val="0"/>
                 <w:sz w:val="24"/>
               </w:rPr>
-              <w:t>T5</w:t>
-            </w:r>
-          </w:p>
-        </w:tc>
-        <w:tc>
-          <w:tcPr>
-            <w:tcW w:type="dxa" w:w="1701"/>
-          </w:tcPr>
-          <w:p>
-            <w:pPr>
-              <w:widowControl w:val="0"/>
-              <w:spacing w:line="240" w:lineRule="auto" w:after="0"/>
-              <w:ind w:firstLine="0"/>
-              <w:jc w:val="left"/>
-            </w:pPr>
-            <w:r/>
-            <w:r>
-              <w:rPr>
-                <w:rFonts w:ascii="Times New Roman" w:hAnsi="Times New Roman" w:cs="Times New Roman" w:eastAsia="Times New Roman"/>
-                <w:b w:val="0"/>
-                <w:i w:val="0"/>
-                <w:sz w:val="24"/>
-              </w:rPr>
-              <w:t>22.09.2026</w:t>
-            </w:r>
-          </w:p>
-        </w:tc>
-        <w:tc>
-          <w:tcPr>
-            <w:tcW w:type="dxa" w:w="1701"/>
-          </w:tcPr>
-          <w:p>
-            <w:pPr>
-              <w:widowControl w:val="0"/>
-              <w:spacing w:line="240" w:lineRule="auto" w:after="0"/>
-              <w:ind w:firstLine="0"/>
-              <w:jc w:val="left"/>
-            </w:pPr>
-            <w:r/>
-            <w:r>
-              <w:rPr>
-                <w:rFonts w:ascii="Times New Roman" w:hAnsi="Times New Roman" w:cs="Times New Roman" w:eastAsia="Times New Roman"/>
-                <w:b w:val="0"/>
-                <w:i w:val="0"/>
-                <w:sz w:val="24"/>
-              </w:rPr>
-              <w:t>30.09.2026</w:t>
-            </w:r>
-          </w:p>
-        </w:tc>
-        <w:tc>
-          <w:tcPr>
-            <w:tcW w:type="dxa" w:w="1701"/>
-          </w:tcPr>
-          <w:p>
-            <w:pPr>
-              <w:widowControl w:val="0"/>
-              <w:spacing w:line="240" w:lineRule="auto" w:after="0"/>
-              <w:ind w:firstLine="0"/>
-              <w:jc w:val="left"/>
-            </w:pPr>
-            <w:r/>
-            <w:r>
-              <w:rPr>
-                <w:rFonts w:ascii="Times New Roman" w:hAnsi="Times New Roman" w:cs="Times New Roman" w:eastAsia="Times New Roman"/>
-                <w:b w:val="0"/>
-                <w:i w:val="0"/>
-                <w:sz w:val="24"/>
-              </w:rPr>
-              <w:t>16.10.2026</w:t>
-            </w:r>
-          </w:p>
-        </w:tc>
-        <w:tc>
-          <w:tcPr>
-            <w:tcW w:type="dxa" w:w="1701"/>
-          </w:tcPr>
-          <w:p>
-            <w:pPr>
-              <w:widowControl w:val="0"/>
-              <w:spacing w:line="240" w:lineRule="auto" w:after="0"/>
-              <w:ind w:firstLine="0"/>
-              <w:jc w:val="left"/>
-            </w:pPr>
-            <w:r/>
-            <w:r>
-              <w:rPr>
-                <w:rFonts w:ascii="Times New Roman" w:hAnsi="Times New Roman" w:cs="Times New Roman" w:eastAsia="Times New Roman"/>
-                <w:b w:val="0"/>
-                <w:i w:val="0"/>
-                <w:sz w:val="24"/>
-              </w:rPr>
-              <w:t>24.10.2026</w:t>
-            </w:r>
-          </w:p>
-        </w:tc>
-        <w:tc>
-          <w:tcPr>
-            <w:tcW w:type="dxa" w:w="1644"/>
-          </w:tcPr>
-          <w:p>
-            <w:pPr>
-              <w:widowControl w:val="0"/>
-              <w:spacing w:line="240" w:lineRule="auto" w:after="0"/>
-              <w:ind w:firstLine="0"/>
-              <w:jc w:val="left"/>
-            </w:pPr>
-            <w:r/>
-            <w:r>
-              <w:rPr>
-                <w:rFonts w:ascii="Times New Roman" w:hAnsi="Times New Roman" w:cs="Times New Roman" w:eastAsia="Times New Roman"/>
-                <w:b w:val="0"/>
-                <w:i w:val="0"/>
-                <w:sz w:val="24"/>
-              </w:rPr>
-              <w:t>24</w:t>
-            </w:r>
-          </w:p>
-        </w:tc>
-      </w:tr>
-      <w:tr>
-        <w:trPr>
-          <w:cantSplit/>
-        </w:trPr>
-        <w:tc>
-          <w:tcPr>
-            <w:tcW w:type="dxa" w:w="907"/>
-          </w:tcPr>
-          <w:p>
-            <w:pPr>
-              <w:widowControl w:val="0"/>
-              <w:spacing w:line="240" w:lineRule="auto" w:after="0"/>
-              <w:ind w:firstLine="0"/>
-              <w:jc w:val="left"/>
-            </w:pPr>
-            <w:r/>
-            <w:r>
-              <w:rPr>
-                <w:rFonts w:ascii="Times New Roman" w:hAnsi="Times New Roman" w:cs="Times New Roman" w:eastAsia="Times New Roman"/>
-                <w:b w:val="0"/>
-                <w:i w:val="0"/>
-                <w:sz w:val="24"/>
-              </w:rPr>
               <w:t>T6</w:t>
             </w:r>
           </w:p>
@@ -3432,7 +3432,7 @@
                 <w:i w:val="0"/>
                 <w:sz w:val="24"/>
               </w:rPr>
-              <w:t>06.10.2026</w:t>
+              <w:t>11.10.2026</w:t>
             </w:r>
           </w:p>
         </w:tc>
@@ -3455,7 +3455,7 @@
                 <w:i w:val="0"/>
                 <w:sz w:val="24"/>
               </w:rPr>
-              <w:t>31.10.2026</w:t>
+              <w:t>03.11.2026</w:t>
             </w:r>
           </w:p>
         </w:tc>
@@ -3478,7 +3478,7 @@
                 <w:i w:val="0"/>
                 <w:sz w:val="24"/>
               </w:rPr>
-              <w:t>07.10.2026</w:t>
+              <w:t>15.10.2026</w:t>
             </w:r>
           </w:p>
         </w:tc>
@@ -3501,7 +3501,7 @@
                 <w:i w:val="0"/>
                 <w:sz w:val="24"/>
               </w:rPr>
-              <w:t>01.11.2026</w:t>
+              <w:t>07.11.2026</w:t>
             </w:r>
           </w:p>
         </w:tc>
@@ -3524,7 +3524,7 @@
                 <w:i w:val="0"/>
                 <w:sz w:val="24"/>
               </w:rPr>
-              <w:t>1</w:t>
+              <w:t>4</w:t>
             </w:r>
           </w:p>
         </w:tc>
@@ -3575,7 +3575,7 @@
                 <w:i w:val="0"/>
                 <w:sz w:val="24"/>
               </w:rPr>
-              <w:t>03.10.2026</w:t>
+              <w:t>07.10.2026</w:t>
             </w:r>
           </w:p>
         </w:tc>
@@ -3598,7 +3598,7 @@
                 <w:i w:val="0"/>
                 <w:sz w:val="24"/>
               </w:rPr>
-              <w:t>01.11.2026</w:t>
+              <w:t>07.11.2026</w:t>
             </w:r>
           </w:p>
         </w:tc>
@@ -3621,7 +3621,7 @@
                 <w:i w:val="0"/>
                 <w:sz w:val="24"/>
               </w:rPr>
-              <w:t>03.10.2026</w:t>
+              <w:t>07.10.2026</w:t>
             </w:r>
           </w:p>
         </w:tc>
@@ -3644,7 +3644,7 @@
                 <w:i w:val="0"/>
                 <w:sz w:val="24"/>
               </w:rPr>
-              <w:t>01.11.2026</w:t>
+              <w:t>07.11.2026</w:t>
             </w:r>
           </w:p>
         </w:tc>
@@ -3718,7 +3718,7 @@
                 <w:i w:val="0"/>
                 <w:sz w:val="24"/>
               </w:rPr>
-              <w:t>03.10.2026</w:t>
+              <w:t>07.10.2026</w:t>
             </w:r>
           </w:p>
         </w:tc>
@@ -3741,7 +3741,7 @@
                 <w:i w:val="0"/>
                 <w:sz w:val="24"/>
               </w:rPr>
-              <w:t>24.10.2026</w:t>
+              <w:t>30.10.2026</w:t>
             </w:r>
           </w:p>
         </w:tc>
@@ -3787,7 +3787,7 @@
                 <w:i w:val="0"/>
                 <w:sz w:val="24"/>
               </w:rPr>
-              <w:t>15.11.2026</w:t>
+              <w:t>17.11.2026</w:t>
             </w:r>
           </w:p>
         </w:tc>
@@ -3810,7 +3810,7 @@
                 <w:i w:val="0"/>
                 <w:sz w:val="24"/>
               </w:rPr>
-              <w:t>22</w:t>
+              <w:t>18</w:t>
             </w:r>
           </w:p>
         </w:tc>
@@ -3861,7 +3861,7 @@
                 <w:i w:val="0"/>
                 <w:sz w:val="24"/>
               </w:rPr>
-              <w:t>02.11.2026</w:t>
+              <w:t>08.11.2026</w:t>
             </w:r>
           </w:p>
         </w:tc>
@@ -3884,7 +3884,7 @@
                 <w:i w:val="0"/>
                 <w:sz w:val="24"/>
               </w:rPr>
-              <w:t>15.11.2026</w:t>
+              <w:t>17.11.2026</w:t>
             </w:r>
           </w:p>
         </w:tc>
@@ -3907,7 +3907,7 @@
                 <w:i w:val="0"/>
                 <w:sz w:val="24"/>
               </w:rPr>
-              <w:t>02.11.2026</w:t>
+              <w:t>08.11.2026</w:t>
             </w:r>
           </w:p>
         </w:tc>
@@ -3930,7 +3930,7 @@
                 <w:i w:val="0"/>
                 <w:sz w:val="24"/>
               </w:rPr>
-              <w:t>15.11.2026</w:t>
+              <w:t>17.11.2026</w:t>
             </w:r>
           </w:p>
         </w:tc>
@@ -4004,7 +4004,7 @@
                 <w:i w:val="0"/>
                 <w:sz w:val="24"/>
               </w:rPr>
-              <w:t>16.11.2026</w:t>
+              <w:t>18.11.2026</w:t>
             </w:r>
           </w:p>
         </w:tc>
@@ -4027,7 +4027,7 @@
                 <w:i w:val="0"/>
                 <w:sz w:val="24"/>
               </w:rPr>
-              <w:t>30.11.2026</w:t>
+              <w:t>03.12.2026</w:t>
             </w:r>
           </w:p>
         </w:tc>
@@ -4050,7 +4050,7 @@
                 <w:i w:val="0"/>
                 <w:sz w:val="24"/>
               </w:rPr>
-              <w:t>16.11.2026</w:t>
+              <w:t>18.11.2026</w:t>
             </w:r>
           </w:p>
         </w:tc>
@@ -4073,7 +4073,7 @@
                 <w:i w:val="0"/>
                 <w:sz w:val="24"/>
               </w:rPr>
-              <w:t>30.11.2026</w:t>
+              <w:t>03.12.2026</w:t>
             </w:r>
           </w:p>
         </w:tc>
@@ -4147,7 +4147,7 @@
                 <w:i w:val="0"/>
                 <w:sz w:val="24"/>
               </w:rPr>
-              <w:t>16.11.2026</w:t>
+              <w:t>18.11.2026</w:t>
             </w:r>
           </w:p>
         </w:tc>
@@ -4170,7 +4170,7 @@
                 <w:i w:val="0"/>
                 <w:sz w:val="24"/>
               </w:rPr>
-              <w:t>24.11.2026</w:t>
+              <w:t>29.11.2026</w:t>
             </w:r>
           </w:p>
         </w:tc>
@@ -4216,7 +4216,7 @@
                 <w:i w:val="0"/>
                 <w:sz w:val="24"/>
               </w:rPr>
-              <w:t>30.11.2026</w:t>
+              <w:t>03.12.2026</w:t>
             </w:r>
           </w:p>
         </w:tc>
@@ -4239,7 +4239,7 @@
                 <w:i w:val="0"/>
                 <w:sz w:val="24"/>
               </w:rPr>
-              <w:t>6</w:t>
+              <w:t>4</w:t>
             </w:r>
           </w:p>
         </w:tc>
@@ -4290,7 +4290,7 @@
                 <w:i w:val="0"/>
                 <w:sz w:val="24"/>
               </w:rPr>
-              <w:t>01.12.2026</w:t>
+              <w:t>04.12.2026</w:t>
             </w:r>
           </w:p>
         </w:tc>
@@ -4313,7 +4313,7 @@
                 <w:i w:val="0"/>
                 <w:sz w:val="24"/>
               </w:rPr>
-              <w:t>14.12.2026</w:t>
+              <w:t>17.12.2026</w:t>
             </w:r>
           </w:p>
         </w:tc>
@@ -4336,7 +4336,7 @@
                 <w:i w:val="0"/>
                 <w:sz w:val="24"/>
               </w:rPr>
-              <w:t>01.12.2026</w:t>
+              <w:t>04.12.2026</w:t>
             </w:r>
           </w:p>
         </w:tc>
@@ -4359,7 +4359,7 @@
                 <w:i w:val="0"/>
                 <w:sz w:val="24"/>
               </w:rPr>
-              <w:t>14.12.2026</w:t>
+              <w:t>17.12.2026</w:t>
             </w:r>
           </w:p>
         </w:tc>
@@ -4659,7 +4659,7 @@
                 <w:i w:val="0"/>
                 <w:sz w:val="24"/>
               </w:rPr>
-              <w:t>Обследование бизнес-процессов и формирование требований</w:t>
+              <w:t>Обследование Салона и формирование требований</w:t>
             </w:r>
           </w:p>
         </w:tc>
@@ -4807,7 +4807,7 @@
                 <w:i w:val="0"/>
                 <w:sz w:val="24"/>
               </w:rPr>
-              <w:t>Сбор и подготовка данных продаж из «1С:Розница»</w:t>
+              <w:t>Анализ истории продаж и правил закупки</w:t>
             </w:r>
           </w:p>
         </w:tc>
@@ -4881,7 +4881,7 @@
                 <w:i w:val="0"/>
                 <w:sz w:val="24"/>
               </w:rPr>
-              <w:t>Проектирование архитектуры и базы данных</w:t>
+              <w:t>Проектирование базы данных</w:t>
             </w:r>
           </w:p>
         </w:tc>
@@ -4955,7 +4955,7 @@
                 <w:i w:val="0"/>
                 <w:sz w:val="24"/>
               </w:rPr>
-              <w:t>Проектирование интерфейса (ПК и ТСД)</w:t>
+              <w:t>Проектирование экранных форм</w:t>
             </w:r>
           </w:p>
         </w:tc>
@@ -5029,7 +5029,7 @@
                 <w:i w:val="0"/>
                 <w:sz w:val="24"/>
               </w:rPr>
-              <w:t>Разработка модели прогнозирования спроса</w:t>
+              <w:t>Правила FEFO, прогноза и расчёта заказа (logic.py)</w:t>
             </w:r>
           </w:p>
         </w:tc>
@@ -5103,7 +5103,7 @@
                 <w:i w:val="0"/>
                 <w:sz w:val="24"/>
               </w:rPr>
-              <w:t>Разработка подсистем учёта партий, продаж и интеграций</w:t>
+              <w:t>Обработчики страниц и работа с БД</w:t>
             </w:r>
           </w:p>
         </w:tc>
@@ -5177,7 +5177,7 @@
                 <w:i w:val="0"/>
                 <w:sz w:val="24"/>
               </w:rPr>
-              <w:t>Разработка клиентской части и интерфейса ТСД</w:t>
+              <w:t>Шаблоны страниц и стили</w:t>
             </w:r>
           </w:p>
         </w:tc>
@@ -5251,7 +5251,7 @@
                 <w:i w:val="0"/>
                 <w:sz w:val="24"/>
               </w:rPr>
-              <w:t>Разработка модуля планирования закупок</w:t>
+              <w:t>Дистрибутив для установки без интернета</w:t>
             </w:r>
           </w:p>
         </w:tc>
@@ -5274,7 +5274,7 @@
                 <w:i w:val="0"/>
                 <w:sz w:val="24"/>
               </w:rPr>
-              <w:t>СА, РП</w:t>
+              <w:t>РП</w:t>
             </w:r>
           </w:p>
         </w:tc>
@@ -5325,7 +5325,7 @@
                 <w:i w:val="0"/>
                 <w:sz w:val="24"/>
               </w:rPr>
-              <w:t>Комплексное тестирование (включая имитацию пикового дня)</w:t>
+              <w:t>Тестирование и проверка установки</w:t>
             </w:r>
           </w:p>
         </w:tc>
@@ -5399,7 +5399,7 @@
                 <w:i w:val="0"/>
                 <w:sz w:val="24"/>
               </w:rPr>
-              <w:t>Документация и обучение персонала</w:t>
+              <w:t>Руководство пользователя и по эксплуатации</w:t>
             </w:r>
           </w:p>
         </w:tc>
@@ -5473,7 +5473,7 @@
                 <w:i w:val="0"/>
                 <w:sz w:val="24"/>
               </w:rPr>
-              <w:t>Опытная эксплуатация в предновогодний период и приёмка</w:t>
+              <w:t>Установка в Салоне, опытная эксплуатация и приёмка</w:t>
             </w:r>
           </w:p>
         </w:tc>
@@ -5528,7 +5528,7 @@
       <w:r>
         <w:drawing>
           <wp:inline xmlns:a="http://schemas.openxmlformats.org/drawingml/2006/main" xmlns:pic="http://schemas.openxmlformats.org/drawingml/2006/picture">
-            <wp:extent cx="5940000" cy="4534200"/>
+            <wp:extent cx="5940000" cy="4326300"/>
             <wp:docPr id="3" name="Picture 3"/>
             <wp:cNvGraphicFramePr>
               <a:graphicFrameLocks noChangeAspect="1"/>
@@ -5549,7 +5549,7 @@
                   <pic:spPr>
                     <a:xfrm>
                       <a:off x="0" y="0"/>
-                      <a:ext cx="5940000" cy="4534200"/>
+                      <a:ext cx="5940000" cy="4326300"/>
                     </a:xfrm>
                     <a:prstGeom prst="rect"/>
                   </pic:spPr>
@@ -5733,7 +5733,7 @@
                 <w:i w:val="0"/>
                 <w:sz w:val="24"/>
               </w:rPr>
-              <w:t>Неполнота истории продаж и остатков</w:t>
+              <w:t>Неполный ввод продаж флористами</w:t>
             </w:r>
           </w:p>
         </w:tc>
@@ -5779,7 +5779,7 @@
                 <w:i w:val="0"/>
                 <w:sz w:val="24"/>
               </w:rPr>
-              <w:t>В истории нет данных об остатках, продажи в дни дефицита занижают реальный спрос</w:t>
+              <w:t>Флористы не записывают часть продаж, прогноз и заказ занижаются</w:t>
             </w:r>
           </w:p>
         </w:tc>
@@ -5807,7 +5807,7 @@
                 <w:i w:val="0"/>
                 <w:sz w:val="24"/>
               </w:rPr>
-              <w:t>Недостаточная точность прогноза на праздники</w:t>
+              <w:t>Праздничный спрос выше среднего за 14 дней</w:t>
             </w:r>
           </w:p>
         </w:tc>
@@ -5853,7 +5853,7 @@
                 <w:i w:val="0"/>
                 <w:sz w:val="24"/>
               </w:rPr>
-              <w:t>Модель недооценивает или переоценивает пиковый спрос</w:t>
+              <w:t>Скользящее среднее не учитывает праздники, к ним товара не хватает</w:t>
             </w:r>
           </w:p>
         </w:tc>
@@ -5881,7 +5881,81 @@
                 <w:i w:val="0"/>
                 <w:sz w:val="24"/>
               </w:rPr>
-              <w:t>Задержка доступа к обмену с «1С:Розница»</w:t>
+              <w:t>Изменение требований</w:t>
+            </w:r>
+          </w:p>
+        </w:tc>
+        <w:tc>
+          <w:tcPr>
+            <w:tcW w:type="dxa" w:w="1814"/>
+          </w:tcPr>
+          <w:p>
+            <w:pPr>
+              <w:widowControl w:val="0"/>
+              <w:spacing w:line="240" w:lineRule="auto" w:after="0"/>
+              <w:ind w:firstLine="0"/>
+              <w:jc w:val="left"/>
+            </w:pPr>
+            <w:r/>
+            <w:r>
+              <w:rPr>
+                <w:rFonts w:ascii="Times New Roman" w:hAnsi="Times New Roman" w:cs="Times New Roman" w:eastAsia="Times New Roman"/>
+                <w:b w:val="0"/>
+                <w:i w:val="0"/>
+                <w:sz w:val="24"/>
+              </w:rPr>
+              <w:t>Риск для проекта и продукта</w:t>
+            </w:r>
+          </w:p>
+        </w:tc>
+        <w:tc>
+          <w:tcPr>
+            <w:tcW w:type="dxa" w:w="4989"/>
+          </w:tcPr>
+          <w:p>
+            <w:pPr>
+              <w:widowControl w:val="0"/>
+              <w:spacing w:line="240" w:lineRule="auto" w:after="0"/>
+              <w:ind w:firstLine="0"/>
+              <w:jc w:val="left"/>
+            </w:pPr>
+            <w:r/>
+            <w:r>
+              <w:rPr>
+                <w:rFonts w:ascii="Times New Roman" w:hAnsi="Times New Roman" w:cs="Times New Roman" w:eastAsia="Times New Roman"/>
+                <w:b w:val="0"/>
+                <w:i w:val="0"/>
+                <w:sz w:val="24"/>
+              </w:rPr>
+              <w:t>Владелец меняет требования после утверждения ТЗ</w:t>
+            </w:r>
+          </w:p>
+        </w:tc>
+      </w:tr>
+      <w:tr>
+        <w:trPr>
+          <w:cantSplit/>
+        </w:trPr>
+        <w:tc>
+          <w:tcPr>
+            <w:tcW w:type="dxa" w:w="2551"/>
+          </w:tcPr>
+          <w:p>
+            <w:pPr>
+              <w:widowControl w:val="0"/>
+              <w:spacing w:line="240" w:lineRule="auto" w:after="0"/>
+              <w:ind w:firstLine="0"/>
+              <w:jc w:val="left"/>
+            </w:pPr>
+            <w:r/>
+            <w:r>
+              <w:rPr>
+                <w:rFonts w:ascii="Times New Roman" w:hAnsi="Times New Roman" w:cs="Times New Roman" w:eastAsia="Times New Roman"/>
+                <w:b w:val="0"/>
+                <w:i w:val="0"/>
+                <w:sz w:val="24"/>
+              </w:rPr>
+              <w:t>Несовместимость с компьютером Салона</w:t>
             </w:r>
           </w:p>
         </w:tc>
@@ -5927,7 +6001,155 @@
                 <w:i w:val="0"/>
                 <w:sz w:val="24"/>
               </w:rPr>
-              <w:t>Обслуживающая организация «1С» не предоставляет обмен вовремя</w:t>
+              <w:t>Старая версия Windows или Python, нет прав на установку</w:t>
+            </w:r>
+          </w:p>
+        </w:tc>
+      </w:tr>
+      <w:tr>
+        <w:trPr>
+          <w:cantSplit/>
+        </w:trPr>
+        <w:tc>
+          <w:tcPr>
+            <w:tcW w:type="dxa" w:w="2551"/>
+          </w:tcPr>
+          <w:p>
+            <w:pPr>
+              <w:widowControl w:val="0"/>
+              <w:spacing w:line="240" w:lineRule="auto" w:after="0"/>
+              <w:ind w:firstLine="0"/>
+              <w:jc w:val="left"/>
+            </w:pPr>
+            <w:r/>
+            <w:r>
+              <w:rPr>
+                <w:rFonts w:ascii="Times New Roman" w:hAnsi="Times New Roman" w:cs="Times New Roman" w:eastAsia="Times New Roman"/>
+                <w:b w:val="0"/>
+                <w:i w:val="0"/>
+                <w:sz w:val="24"/>
+              </w:rPr>
+              <w:t>Болезнь или уход участника группы</w:t>
+            </w:r>
+          </w:p>
+        </w:tc>
+        <w:tc>
+          <w:tcPr>
+            <w:tcW w:type="dxa" w:w="1814"/>
+          </w:tcPr>
+          <w:p>
+            <w:pPr>
+              <w:widowControl w:val="0"/>
+              <w:spacing w:line="240" w:lineRule="auto" w:after="0"/>
+              <w:ind w:firstLine="0"/>
+              <w:jc w:val="left"/>
+            </w:pPr>
+            <w:r/>
+            <w:r>
+              <w:rPr>
+                <w:rFonts w:ascii="Times New Roman" w:hAnsi="Times New Roman" w:cs="Times New Roman" w:eastAsia="Times New Roman"/>
+                <w:b w:val="0"/>
+                <w:i w:val="0"/>
+                <w:sz w:val="24"/>
+              </w:rPr>
+              <w:t>Риск для проекта</w:t>
+            </w:r>
+          </w:p>
+        </w:tc>
+        <w:tc>
+          <w:tcPr>
+            <w:tcW w:type="dxa" w:w="4989"/>
+          </w:tcPr>
+          <w:p>
+            <w:pPr>
+              <w:widowControl w:val="0"/>
+              <w:spacing w:line="240" w:lineRule="auto" w:after="0"/>
+              <w:ind w:firstLine="0"/>
+              <w:jc w:val="left"/>
+            </w:pPr>
+            <w:r/>
+            <w:r>
+              <w:rPr>
+                <w:rFonts w:ascii="Times New Roman" w:hAnsi="Times New Roman" w:cs="Times New Roman" w:eastAsia="Times New Roman"/>
+                <w:b w:val="0"/>
+                <w:i w:val="0"/>
+                <w:sz w:val="24"/>
+              </w:rPr>
+              <w:t>Один из трёх участников выбывает</w:t>
+            </w:r>
+          </w:p>
+        </w:tc>
+      </w:tr>
+      <w:tr>
+        <w:trPr>
+          <w:cantSplit/>
+        </w:trPr>
+        <w:tc>
+          <w:tcPr>
+            <w:tcW w:type="dxa" w:w="2551"/>
+          </w:tcPr>
+          <w:p>
+            <w:pPr>
+              <w:widowControl w:val="0"/>
+              <w:spacing w:line="240" w:lineRule="auto" w:after="0"/>
+              <w:ind w:firstLine="0"/>
+              <w:jc w:val="left"/>
+            </w:pPr>
+            <w:r/>
+            <w:r>
+              <w:rPr>
+                <w:rFonts w:ascii="Times New Roman" w:hAnsi="Times New Roman" w:cs="Times New Roman" w:eastAsia="Times New Roman"/>
+                <w:b w:val="0"/>
+                <w:i w:val="0"/>
+                <w:sz w:val="24"/>
+              </w:rPr>
+              <w:t>Недооценка сроков разработки</w:t>
+            </w:r>
+          </w:p>
+        </w:tc>
+        <w:tc>
+          <w:tcPr>
+            <w:tcW w:type="dxa" w:w="1814"/>
+          </w:tcPr>
+          <w:p>
+            <w:pPr>
+              <w:widowControl w:val="0"/>
+              <w:spacing w:line="240" w:lineRule="auto" w:after="0"/>
+              <w:ind w:firstLine="0"/>
+              <w:jc w:val="left"/>
+            </w:pPr>
+            <w:r/>
+            <w:r>
+              <w:rPr>
+                <w:rFonts w:ascii="Times New Roman" w:hAnsi="Times New Roman" w:cs="Times New Roman" w:eastAsia="Times New Roman"/>
+                <w:b w:val="0"/>
+                <w:i w:val="0"/>
+                <w:sz w:val="24"/>
+              </w:rPr>
+              <w:t>Риск для проекта</w:t>
+            </w:r>
+          </w:p>
+        </w:tc>
+        <w:tc>
+          <w:tcPr>
+            <w:tcW w:type="dxa" w:w="4989"/>
+          </w:tcPr>
+          <w:p>
+            <w:pPr>
+              <w:widowControl w:val="0"/>
+              <w:spacing w:line="240" w:lineRule="auto" w:after="0"/>
+              <w:ind w:firstLine="0"/>
+              <w:jc w:val="left"/>
+            </w:pPr>
+            <w:r/>
+            <w:r>
+              <w:rPr>
+                <w:rFonts w:ascii="Times New Roman" w:hAnsi="Times New Roman" w:cs="Times New Roman" w:eastAsia="Times New Roman"/>
+                <w:b w:val="0"/>
+                <w:i w:val="0"/>
+                <w:sz w:val="24"/>
+              </w:rPr>
+              <w:t>Трудоёмкость оценена неверно</w:t>
             </w:r>
           </w:p>
         </w:tc>
@@ -5957,7 +6179,7 @@
         <w:tblLayout w:type="fixed"/>
         <w:tblLook w:firstColumn="1" w:firstRow="1" w:lastColumn="0" w:lastRow="0" w:noHBand="0" w:noVBand="1" w:val="04A0"/>
         <w:tblLayout w:type="fixed"/>
-        <w:tblCaption w:val="9.5|3"/>
+        <w:tblCaption w:val="9.5|6"/>
       </w:tblPr>
       <w:tblGrid>
         <w:gridCol w:w="2551"/>
@@ -6065,229 +6287,7 @@
                 <w:i w:val="0"/>
                 <w:sz w:val="24"/>
               </w:rPr>
-              <w:t>Изменение требований</w:t>
-            </w:r>
-          </w:p>
-        </w:tc>
-        <w:tc>
-          <w:tcPr>
-            <w:tcW w:type="dxa" w:w="1814"/>
-          </w:tcPr>
-          <w:p>
-            <w:pPr>
-              <w:widowControl w:val="0"/>
-              <w:spacing w:line="240" w:lineRule="auto" w:after="0"/>
-              <w:ind w:firstLine="0"/>
-              <w:jc w:val="left"/>
-            </w:pPr>
-            <w:r/>
-            <w:r>
-              <w:rPr>
-                <w:rFonts w:ascii="Times New Roman" w:hAnsi="Times New Roman" w:cs="Times New Roman" w:eastAsia="Times New Roman"/>
-                <w:b w:val="0"/>
-                <w:i w:val="0"/>
-                <w:sz w:val="24"/>
-              </w:rPr>
-              <w:t>Риск для проекта и продукта</w:t>
-            </w:r>
-          </w:p>
-        </w:tc>
-        <w:tc>
-          <w:tcPr>
-            <w:tcW w:type="dxa" w:w="4989"/>
-          </w:tcPr>
-          <w:p>
-            <w:pPr>
-              <w:widowControl w:val="0"/>
-              <w:spacing w:line="240" w:lineRule="auto" w:after="0"/>
-              <w:ind w:firstLine="0"/>
-              <w:jc w:val="left"/>
-            </w:pPr>
-            <w:r/>
-            <w:r>
-              <w:rPr>
-                <w:rFonts w:ascii="Times New Roman" w:hAnsi="Times New Roman" w:cs="Times New Roman" w:eastAsia="Times New Roman"/>
-                <w:b w:val="0"/>
-                <w:i w:val="0"/>
-                <w:sz w:val="24"/>
-              </w:rPr>
-              <w:t>Заказчик меняет требования после утверждения ТЗ</w:t>
-            </w:r>
-          </w:p>
-        </w:tc>
-      </w:tr>
-      <w:tr>
-        <w:trPr>
-          <w:cantSplit/>
-        </w:trPr>
-        <w:tc>
-          <w:tcPr>
-            <w:tcW w:type="dxa" w:w="2551"/>
-          </w:tcPr>
-          <w:p>
-            <w:pPr>
-              <w:widowControl w:val="0"/>
-              <w:spacing w:line="240" w:lineRule="auto" w:after="0"/>
-              <w:ind w:firstLine="0"/>
-              <w:jc w:val="left"/>
-            </w:pPr>
-            <w:r/>
-            <w:r>
-              <w:rPr>
-                <w:rFonts w:ascii="Times New Roman" w:hAnsi="Times New Roman" w:cs="Times New Roman" w:eastAsia="Times New Roman"/>
-                <w:b w:val="0"/>
-                <w:i w:val="0"/>
-                <w:sz w:val="24"/>
-              </w:rPr>
-              <w:t>Болезнь или уход участника группы</w:t>
-            </w:r>
-          </w:p>
-        </w:tc>
-        <w:tc>
-          <w:tcPr>
-            <w:tcW w:type="dxa" w:w="1814"/>
-          </w:tcPr>
-          <w:p>
-            <w:pPr>
-              <w:widowControl w:val="0"/>
-              <w:spacing w:line="240" w:lineRule="auto" w:after="0"/>
-              <w:ind w:firstLine="0"/>
-              <w:jc w:val="left"/>
-            </w:pPr>
-            <w:r/>
-            <w:r>
-              <w:rPr>
-                <w:rFonts w:ascii="Times New Roman" w:hAnsi="Times New Roman" w:cs="Times New Roman" w:eastAsia="Times New Roman"/>
-                <w:b w:val="0"/>
-                <w:i w:val="0"/>
-                <w:sz w:val="24"/>
-              </w:rPr>
-              <w:t>Риск для проекта</w:t>
-            </w:r>
-          </w:p>
-        </w:tc>
-        <w:tc>
-          <w:tcPr>
-            <w:tcW w:type="dxa" w:w="4989"/>
-          </w:tcPr>
-          <w:p>
-            <w:pPr>
-              <w:widowControl w:val="0"/>
-              <w:spacing w:line="240" w:lineRule="auto" w:after="0"/>
-              <w:ind w:firstLine="0"/>
-              <w:jc w:val="left"/>
-            </w:pPr>
-            <w:r/>
-            <w:r>
-              <w:rPr>
-                <w:rFonts w:ascii="Times New Roman" w:hAnsi="Times New Roman" w:cs="Times New Roman" w:eastAsia="Times New Roman"/>
-                <w:b w:val="0"/>
-                <w:i w:val="0"/>
-                <w:sz w:val="24"/>
-              </w:rPr>
-              <w:t>Один из трёх участников выбывает на длительный срок</w:t>
-            </w:r>
-          </w:p>
-        </w:tc>
-      </w:tr>
-      <w:tr>
-        <w:trPr>
-          <w:cantSplit/>
-        </w:trPr>
-        <w:tc>
-          <w:tcPr>
-            <w:tcW w:type="dxa" w:w="2551"/>
-          </w:tcPr>
-          <w:p>
-            <w:pPr>
-              <w:widowControl w:val="0"/>
-              <w:spacing w:line="240" w:lineRule="auto" w:after="0"/>
-              <w:ind w:firstLine="0"/>
-              <w:jc w:val="left"/>
-            </w:pPr>
-            <w:r/>
-            <w:r>
-              <w:rPr>
-                <w:rFonts w:ascii="Times New Roman" w:hAnsi="Times New Roman" w:cs="Times New Roman" w:eastAsia="Times New Roman"/>
-                <w:b w:val="0"/>
-                <w:i w:val="0"/>
-                <w:sz w:val="24"/>
-              </w:rPr>
-              <w:t>Недооценка сроков разработки</w:t>
-            </w:r>
-          </w:p>
-        </w:tc>
-        <w:tc>
-          <w:tcPr>
-            <w:tcW w:type="dxa" w:w="1814"/>
-          </w:tcPr>
-          <w:p>
-            <w:pPr>
-              <w:widowControl w:val="0"/>
-              <w:spacing w:line="240" w:lineRule="auto" w:after="0"/>
-              <w:ind w:firstLine="0"/>
-              <w:jc w:val="left"/>
-            </w:pPr>
-            <w:r/>
-            <w:r>
-              <w:rPr>
-                <w:rFonts w:ascii="Times New Roman" w:hAnsi="Times New Roman" w:cs="Times New Roman" w:eastAsia="Times New Roman"/>
-                <w:b w:val="0"/>
-                <w:i w:val="0"/>
-                <w:sz w:val="24"/>
-              </w:rPr>
-              <w:t>Риск для проекта</w:t>
-            </w:r>
-          </w:p>
-        </w:tc>
-        <w:tc>
-          <w:tcPr>
-            <w:tcW w:type="dxa" w:w="4989"/>
-          </w:tcPr>
-          <w:p>
-            <w:pPr>
-              <w:widowControl w:val="0"/>
-              <w:spacing w:line="240" w:lineRule="auto" w:after="0"/>
-              <w:ind w:firstLine="0"/>
-              <w:jc w:val="left"/>
-            </w:pPr>
-            <w:r/>
-            <w:r>
-              <w:rPr>
-                <w:rFonts w:ascii="Times New Roman" w:hAnsi="Times New Roman" w:cs="Times New Roman" w:eastAsia="Times New Roman"/>
-                <w:b w:val="0"/>
-                <w:i w:val="0"/>
-                <w:sz w:val="24"/>
-              </w:rPr>
-              <w:t>Трудоёмкость партионного учёта и интеграций оценена неверно</w:t>
-            </w:r>
-          </w:p>
-        </w:tc>
-      </w:tr>
-      <w:tr>
-        <w:trPr>
-          <w:cantSplit/>
-        </w:trPr>
-        <w:tc>
-          <w:tcPr>
-            <w:tcW w:type="dxa" w:w="2551"/>
-          </w:tcPr>
-          <w:p>
-            <w:pPr>
-              <w:widowControl w:val="0"/>
-              <w:spacing w:line="240" w:lineRule="auto" w:after="0"/>
-              <w:ind w:firstLine="0"/>
-              <w:jc w:val="left"/>
-            </w:pPr>
-            <w:r/>
-            <w:r>
-              <w:rPr>
-                <w:rFonts w:ascii="Times New Roman" w:hAnsi="Times New Roman" w:cs="Times New Roman" w:eastAsia="Times New Roman"/>
-                <w:b w:val="0"/>
-                <w:i w:val="0"/>
-                <w:sz w:val="24"/>
-              </w:rPr>
-              <w:t>Сбой системы в пиковый период опытной эксплуатации</w:t>
+              <w:t>Потеря файла базы данных</w:t>
             </w:r>
           </w:p>
         </w:tc>
@@ -6333,7 +6333,7 @@
                 <w:i w:val="0"/>
                 <w:sz w:val="24"/>
               </w:rPr>
-              <w:t>Отказ системы в декабре нарушит закупки к Новому году</w:t>
+              <w:t>Сбой диска или удаление файла без резервной копии</w:t>
             </w:r>
           </w:p>
         </w:tc>
@@ -6361,7 +6361,7 @@
                 <w:i w:val="0"/>
                 <w:sz w:val="24"/>
               </w:rPr>
-              <w:t>Низкая дисциплина ввода данных персоналом</w:t>
+              <w:t>Ошибки в справочнике товаров</w:t>
             </w:r>
           </w:p>
         </w:tc>
@@ -6407,7 +6407,7 @@
                 <w:i w:val="0"/>
                 <w:sz w:val="24"/>
               </w:rPr>
-              <w:t>Продавцы и кладовщики не фиксируют списания и перемещения</w:t>
+              <w:t>Неверный срок реализации или кратность упаковки искажают сроки партий и заказы</w:t>
             </w:r>
           </w:p>
         </w:tc>
@@ -6435,7 +6435,7 @@
                 <w:i w:val="0"/>
                 <w:sz w:val="24"/>
               </w:rPr>
-              <w:t>Срыв поставок поставщиками</w:t>
+              <w:t>Сопротивление персонала</w:t>
             </w:r>
           </w:p>
         </w:tc>
@@ -6481,7 +6481,7 @@
                 <w:i w:val="0"/>
                 <w:sz w:val="24"/>
               </w:rPr>
-              <w:t>Поставщики не выполняют заказы в срок, что искажает оценку эффективности системы</w:t>
+              <w:t>Флористы продолжают вести учёт в тетради</w:t>
             </w:r>
           </w:p>
         </w:tc>
@@ -6509,7 +6509,7 @@
                 <w:i w:val="0"/>
                 <w:sz w:val="24"/>
               </w:rPr>
-              <w:t>Рост цен и изменение ассортимента поставщиков</w:t>
+              <w:t>Рост Салона</w:t>
             </w:r>
           </w:p>
         </w:tc>
@@ -6555,7 +6555,7 @@
                 <w:i w:val="0"/>
                 <w:sz w:val="24"/>
               </w:rPr>
-              <w:t>Изменение условий поставки требует перенастройки модели и справочников</w:t>
+              <w:t>Базовой редакции станет недостаточно (несколько магазинов, интернет-магазин)</w:t>
             </w:r>
           </w:p>
         </w:tc>
@@ -6723,7 +6723,7 @@
                 <w:i w:val="0"/>
                 <w:sz w:val="24"/>
               </w:rPr>
-              <w:t>Сбой системы в пиковый период опытной эксплуатации</w:t>
+              <w:t>Потеря файла базы данных</w:t>
             </w:r>
           </w:p>
         </w:tc>
@@ -6797,7 +6797,155 @@
                 <w:i w:val="0"/>
                 <w:sz w:val="24"/>
               </w:rPr>
-              <w:t>Недостаточная точность прогноза на праздники</w:t>
+              <w:t>Неполный ввод продаж флористами</w:t>
+            </w:r>
+          </w:p>
+        </w:tc>
+        <w:tc>
+          <w:tcPr>
+            <w:tcW w:type="dxa" w:w="1984"/>
+          </w:tcPr>
+          <w:p>
+            <w:pPr>
+              <w:widowControl w:val="0"/>
+              <w:spacing w:line="240" w:lineRule="auto" w:after="0"/>
+              <w:ind w:firstLine="0"/>
+              <w:jc w:val="left"/>
+            </w:pPr>
+            <w:r/>
+            <w:r>
+              <w:rPr>
+                <w:rFonts w:ascii="Times New Roman" w:hAnsi="Times New Roman" w:cs="Times New Roman" w:eastAsia="Times New Roman"/>
+                <w:b w:val="0"/>
+                <w:i w:val="0"/>
+                <w:sz w:val="24"/>
+              </w:rPr>
+              <w:t>Высокая</w:t>
+            </w:r>
+          </w:p>
+        </w:tc>
+        <w:tc>
+          <w:tcPr>
+            <w:tcW w:type="dxa" w:w="1984"/>
+          </w:tcPr>
+          <w:p>
+            <w:pPr>
+              <w:widowControl w:val="0"/>
+              <w:spacing w:line="240" w:lineRule="auto" w:after="0"/>
+              <w:ind w:firstLine="0"/>
+              <w:jc w:val="left"/>
+            </w:pPr>
+            <w:r/>
+            <w:r>
+              <w:rPr>
+                <w:rFonts w:ascii="Times New Roman" w:hAnsi="Times New Roman" w:cs="Times New Roman" w:eastAsia="Times New Roman"/>
+                <w:b w:val="0"/>
+                <w:i w:val="0"/>
+                <w:sz w:val="24"/>
+              </w:rPr>
+              <w:t>Серьёзный</w:t>
+            </w:r>
+          </w:p>
+        </w:tc>
+      </w:tr>
+      <w:tr>
+        <w:trPr>
+          <w:cantSplit/>
+        </w:trPr>
+        <w:tc>
+          <w:tcPr>
+            <w:tcW w:type="dxa" w:w="5386"/>
+          </w:tcPr>
+          <w:p>
+            <w:pPr>
+              <w:widowControl w:val="0"/>
+              <w:spacing w:line="240" w:lineRule="auto" w:after="0"/>
+              <w:ind w:firstLine="0"/>
+              <w:jc w:val="left"/>
+            </w:pPr>
+            <w:r/>
+            <w:r>
+              <w:rPr>
+                <w:rFonts w:ascii="Times New Roman" w:hAnsi="Times New Roman" w:cs="Times New Roman" w:eastAsia="Times New Roman"/>
+                <w:b w:val="0"/>
+                <w:i w:val="0"/>
+                <w:sz w:val="24"/>
+              </w:rPr>
+              <w:t>Праздничный спрос выше среднего за 14 дней</w:t>
+            </w:r>
+          </w:p>
+        </w:tc>
+        <w:tc>
+          <w:tcPr>
+            <w:tcW w:type="dxa" w:w="1984"/>
+          </w:tcPr>
+          <w:p>
+            <w:pPr>
+              <w:widowControl w:val="0"/>
+              <w:spacing w:line="240" w:lineRule="auto" w:after="0"/>
+              <w:ind w:firstLine="0"/>
+              <w:jc w:val="left"/>
+            </w:pPr>
+            <w:r/>
+            <w:r>
+              <w:rPr>
+                <w:rFonts w:ascii="Times New Roman" w:hAnsi="Times New Roman" w:cs="Times New Roman" w:eastAsia="Times New Roman"/>
+                <w:b w:val="0"/>
+                <w:i w:val="0"/>
+                <w:sz w:val="24"/>
+              </w:rPr>
+              <w:t>Высокая</w:t>
+            </w:r>
+          </w:p>
+        </w:tc>
+        <w:tc>
+          <w:tcPr>
+            <w:tcW w:type="dxa" w:w="1984"/>
+          </w:tcPr>
+          <w:p>
+            <w:pPr>
+              <w:widowControl w:val="0"/>
+              <w:spacing w:line="240" w:lineRule="auto" w:after="0"/>
+              <w:ind w:firstLine="0"/>
+              <w:jc w:val="left"/>
+            </w:pPr>
+            <w:r/>
+            <w:r>
+              <w:rPr>
+                <w:rFonts w:ascii="Times New Roman" w:hAnsi="Times New Roman" w:cs="Times New Roman" w:eastAsia="Times New Roman"/>
+                <w:b w:val="0"/>
+                <w:i w:val="0"/>
+                <w:sz w:val="24"/>
+              </w:rPr>
+              <w:t>Серьёзный</w:t>
+            </w:r>
+          </w:p>
+        </w:tc>
+      </w:tr>
+      <w:tr>
+        <w:trPr>
+          <w:cantSplit/>
+        </w:trPr>
+        <w:tc>
+          <w:tcPr>
+            <w:tcW w:type="dxa" w:w="5386"/>
+          </w:tcPr>
+          <w:p>
+            <w:pPr>
+              <w:widowControl w:val="0"/>
+              <w:spacing w:line="240" w:lineRule="auto" w:after="0"/>
+              <w:ind w:firstLine="0"/>
+              <w:jc w:val="left"/>
+            </w:pPr>
+            <w:r/>
+            <w:r>
+              <w:rPr>
+                <w:rFonts w:ascii="Times New Roman" w:hAnsi="Times New Roman" w:cs="Times New Roman" w:eastAsia="Times New Roman"/>
+                <w:b w:val="0"/>
+                <w:i w:val="0"/>
+                <w:sz w:val="24"/>
+              </w:rPr>
+              <w:t>Несовместимость с компьютером Салона</w:t>
             </w:r>
           </w:p>
         </w:tc>
@@ -6871,80 +7019,6 @@
                 <w:i w:val="0"/>
                 <w:sz w:val="24"/>
               </w:rPr>
-              <w:t>Неполнота истории продаж и остатков</w:t>
-            </w:r>
-          </w:p>
-        </w:tc>
-        <w:tc>
-          <w:tcPr>
-            <w:tcW w:type="dxa" w:w="1984"/>
-          </w:tcPr>
-          <w:p>
-            <w:pPr>
-              <w:widowControl w:val="0"/>
-              <w:spacing w:line="240" w:lineRule="auto" w:after="0"/>
-              <w:ind w:firstLine="0"/>
-              <w:jc w:val="left"/>
-            </w:pPr>
-            <w:r/>
-            <w:r>
-              <w:rPr>
-                <w:rFonts w:ascii="Times New Roman" w:hAnsi="Times New Roman" w:cs="Times New Roman" w:eastAsia="Times New Roman"/>
-                <w:b w:val="0"/>
-                <w:i w:val="0"/>
-                <w:sz w:val="24"/>
-              </w:rPr>
-              <w:t>Высокая</w:t>
-            </w:r>
-          </w:p>
-        </w:tc>
-        <w:tc>
-          <w:tcPr>
-            <w:tcW w:type="dxa" w:w="1984"/>
-          </w:tcPr>
-          <w:p>
-            <w:pPr>
-              <w:widowControl w:val="0"/>
-              <w:spacing w:line="240" w:lineRule="auto" w:after="0"/>
-              <w:ind w:firstLine="0"/>
-              <w:jc w:val="left"/>
-            </w:pPr>
-            <w:r/>
-            <w:r>
-              <w:rPr>
-                <w:rFonts w:ascii="Times New Roman" w:hAnsi="Times New Roman" w:cs="Times New Roman" w:eastAsia="Times New Roman"/>
-                <w:b w:val="0"/>
-                <w:i w:val="0"/>
-                <w:sz w:val="24"/>
-              </w:rPr>
-              <w:t>Серьёзный</w:t>
-            </w:r>
-          </w:p>
-        </w:tc>
-      </w:tr>
-      <w:tr>
-        <w:trPr>
-          <w:cantSplit/>
-        </w:trPr>
-        <w:tc>
-          <w:tcPr>
-            <w:tcW w:type="dxa" w:w="5386"/>
-          </w:tcPr>
-          <w:p>
-            <w:pPr>
-              <w:widowControl w:val="0"/>
-              <w:spacing w:line="240" w:lineRule="auto" w:after="0"/>
-              <w:ind w:firstLine="0"/>
-              <w:jc w:val="left"/>
-            </w:pPr>
-            <w:r/>
-            <w:r>
-              <w:rPr>
-                <w:rFonts w:ascii="Times New Roman" w:hAnsi="Times New Roman" w:cs="Times New Roman" w:eastAsia="Times New Roman"/>
-                <w:b w:val="0"/>
-                <w:i w:val="0"/>
-                <w:sz w:val="24"/>
-              </w:rPr>
               <w:t>Недооценка сроков разработки</w:t>
             </w:r>
           </w:p>
@@ -6968,7 +7042,7 @@
                 <w:i w:val="0"/>
                 <w:sz w:val="24"/>
               </w:rPr>
-              <w:t>Высокая</w:t>
+              <w:t>Средняя</w:t>
             </w:r>
           </w:p>
         </w:tc>
@@ -7167,7 +7241,7 @@
                 <w:i w:val="0"/>
                 <w:sz w:val="24"/>
               </w:rPr>
-              <w:t>Задержка доступа к обмену с «1С:Розница»</w:t>
+              <w:t>Ошибки в справочнике товаров</w:t>
             </w:r>
           </w:p>
         </w:tc>
@@ -7241,7 +7315,7 @@
                 <w:i w:val="0"/>
                 <w:sz w:val="24"/>
               </w:rPr>
-              <w:t>Низкая дисциплина ввода данных персоналом</w:t>
+              <w:t>Сопротивление персонала</w:t>
             </w:r>
           </w:p>
         </w:tc>
@@ -7264,7 +7338,7 @@
                 <w:i w:val="0"/>
                 <w:sz w:val="24"/>
               </w:rPr>
-              <w:t>Высокая</w:t>
+              <w:t>Низкая</w:t>
             </w:r>
           </w:p>
         </w:tc>
@@ -7315,7 +7389,7 @@
                 <w:i w:val="0"/>
                 <w:sz w:val="24"/>
               </w:rPr>
-              <w:t>Срыв поставок поставщиками</w:t>
+              <w:t>Рост Салона</w:t>
             </w:r>
           </w:p>
         </w:tc>
@@ -7338,7 +7412,7 @@
                 <w:i w:val="0"/>
                 <w:sz w:val="24"/>
               </w:rPr>
-              <w:t>Средняя</w:t>
+              <w:t>Низкая</w:t>
             </w:r>
           </w:p>
         </w:tc>
@@ -7366,80 +7440,6 @@
           </w:p>
         </w:tc>
       </w:tr>
-      <w:tr>
-        <w:trPr>
-          <w:cantSplit/>
-        </w:trPr>
-        <w:tc>
-          <w:tcPr>
-            <w:tcW w:type="dxa" w:w="5386"/>
-          </w:tcPr>
-          <w:p>
-            <w:pPr>
-              <w:widowControl w:val="0"/>
-              <w:spacing w:line="240" w:lineRule="auto" w:after="0"/>
-              <w:ind w:firstLine="0"/>
-              <w:jc w:val="left"/>
-            </w:pPr>
-            <w:r/>
-            <w:r>
-              <w:rPr>
-                <w:rFonts w:ascii="Times New Roman" w:hAnsi="Times New Roman" w:cs="Times New Roman" w:eastAsia="Times New Roman"/>
-                <w:b w:val="0"/>
-                <w:i w:val="0"/>
-                <w:sz w:val="24"/>
-              </w:rPr>
-              <w:t>Рост цен и изменение ассортимента поставщиков</w:t>
-            </w:r>
-          </w:p>
-        </w:tc>
-        <w:tc>
-          <w:tcPr>
-            <w:tcW w:type="dxa" w:w="1984"/>
-          </w:tcPr>
-          <w:p>
-            <w:pPr>
-              <w:widowControl w:val="0"/>
-              <w:spacing w:line="240" w:lineRule="auto" w:after="0"/>
-              <w:ind w:firstLine="0"/>
-              <w:jc w:val="left"/>
-            </w:pPr>
-            <w:r/>
-            <w:r>
-              <w:rPr>
-                <w:rFonts w:ascii="Times New Roman" w:hAnsi="Times New Roman" w:cs="Times New Roman" w:eastAsia="Times New Roman"/>
-                <w:b w:val="0"/>
-                <w:i w:val="0"/>
-                <w:sz w:val="24"/>
-              </w:rPr>
-              <w:t>Высокая</w:t>
-            </w:r>
-          </w:p>
-        </w:tc>
-        <w:tc>
-          <w:tcPr>
-            <w:tcW w:type="dxa" w:w="1984"/>
-          </w:tcPr>
-          <w:p>
-            <w:pPr>
-              <w:widowControl w:val="0"/>
-              <w:spacing w:line="240" w:lineRule="auto" w:after="0"/>
-              <w:ind w:firstLine="0"/>
-              <w:jc w:val="left"/>
-            </w:pPr>
-            <w:r/>
-            <w:r>
-              <w:rPr>
-                <w:rFonts w:ascii="Times New Roman" w:hAnsi="Times New Roman" w:cs="Times New Roman" w:eastAsia="Times New Roman"/>
-                <w:b w:val="0"/>
-                <w:i w:val="0"/>
-                <w:sz w:val="24"/>
-              </w:rPr>
-              <w:t>Незначительный</w:t>
-            </w:r>
-          </w:p>
-        </w:tc>
-      </w:tr>
     </w:tbl>
     <w:p>
       <w:pPr>
@@ -7454,7 +7454,7 @@
           <w:i w:val="0"/>
           <w:sz w:val="28"/>
         </w:rPr>
-        <w:t>Для мониторинга отобраны риски с катастрофическими и серьёзными последствиями, а также риски с высокой вероятностью: сбой системы в пиковый период, недостаточная точность прогноза, неполнота данных, недооценка сроков, выбытие участника, изменение требований и низкая дисциплина ввода данных.</w:t>
+        <w:t>Для мониторинга отобраны риски с катастрофическими и серьёзными последствиями, а также риски с высокой вероятностью: потеря файла базы данных, неполный ввод продаж, праздничный спрос, несовместимость с компьютером Салона, недооценка сроков, выбытие участника и изменение требований.</w:t>
       </w:r>
     </w:p>
     <w:p>
@@ -7614,81 +7614,7 @@
                 <w:i w:val="0"/>
                 <w:sz w:val="24"/>
               </w:rPr>
-              <w:t>Сбой системы в пиковый период</w:t>
-            </w:r>
-          </w:p>
-        </w:tc>
-        <w:tc>
-          <w:tcPr>
-            <w:tcW w:type="dxa" w:w="1928"/>
-          </w:tcPr>
-          <w:p>
-            <w:pPr>
-              <w:widowControl w:val="0"/>
-              <w:spacing w:line="240" w:lineRule="auto" w:after="0"/>
-              <w:ind w:firstLine="0"/>
-              <w:jc w:val="left"/>
-            </w:pPr>
-            <w:r/>
-            <w:r>
-              <w:rPr>
-                <w:rFonts w:ascii="Times New Roman" w:hAnsi="Times New Roman" w:cs="Times New Roman" w:eastAsia="Times New Roman"/>
-                <w:b w:val="0"/>
-                <w:i w:val="0"/>
-                <w:sz w:val="24"/>
-              </w:rPr>
-              <w:t>Аварийный план</w:t>
-            </w:r>
-          </w:p>
-        </w:tc>
-        <w:tc>
-          <w:tcPr>
-            <w:tcW w:type="dxa" w:w="5046"/>
-          </w:tcPr>
-          <w:p>
-            <w:pPr>
-              <w:widowControl w:val="0"/>
-              <w:spacing w:line="240" w:lineRule="auto" w:after="0"/>
-              <w:ind w:firstLine="0"/>
-              <w:jc w:val="left"/>
-            </w:pPr>
-            <w:r/>
-            <w:r>
-              <w:rPr>
-                <w:rFonts w:ascii="Times New Roman" w:hAnsi="Times New Roman" w:cs="Times New Roman" w:eastAsia="Times New Roman"/>
-                <w:b w:val="0"/>
-                <w:i w:val="0"/>
-                <w:sz w:val="24"/>
-              </w:rPr>
-              <w:t>Сохранение возможности формировать заказы в прежнем порядке (выгрузка рекомендаций в XLSX), резервное копирование, дежурство разработчика в пиковые дни</w:t>
-            </w:r>
-          </w:p>
-        </w:tc>
-      </w:tr>
-      <w:tr>
-        <w:trPr>
-          <w:cantSplit/>
-        </w:trPr>
-        <w:tc>
-          <w:tcPr>
-            <w:tcW w:type="dxa" w:w="2381"/>
-          </w:tcPr>
-          <w:p>
-            <w:pPr>
-              <w:widowControl w:val="0"/>
-              <w:spacing w:line="240" w:lineRule="auto" w:after="0"/>
-              <w:ind w:firstLine="0"/>
-              <w:jc w:val="left"/>
-            </w:pPr>
-            <w:r/>
-            <w:r>
-              <w:rPr>
-                <w:rFonts w:ascii="Times New Roman" w:hAnsi="Times New Roman" w:cs="Times New Roman" w:eastAsia="Times New Roman"/>
-                <w:b w:val="0"/>
-                <w:i w:val="0"/>
-                <w:sz w:val="24"/>
-              </w:rPr>
-              <w:t>Недостаточная точность прогноза на праздники</w:t>
+              <w:t>Потеря файла базы данных</w:t>
             </w:r>
           </w:p>
         </w:tc>
@@ -7734,7 +7660,7 @@
                 <w:i w:val="0"/>
                 <w:sz w:val="24"/>
               </w:rPr>
-              <w:t>Сценарии праздников с экспертными коэффициентами менеджера, использование квантилей P80/P95 для ключевых позиций</w:t>
+              <w:t>Регламент ежедневного копирования floraplan.db на внешний носитель, описанный в руководстве</w:t>
             </w:r>
           </w:p>
         </w:tc>
@@ -7762,7 +7688,7 @@
                 <w:i w:val="0"/>
                 <w:sz w:val="24"/>
               </w:rPr>
-              <w:t>Неполнота истории продаж и остатков</w:t>
+              <w:t>Неполный ввод продаж флористами</w:t>
             </w:r>
           </w:p>
         </w:tc>
@@ -7808,7 +7734,155 @@
                 <w:i w:val="0"/>
                 <w:sz w:val="24"/>
               </w:rPr>
-              <w:t>Анализ данных на этапе T3, восстановление спроса в дни дефицита, исключение таких дней из оценки точности</w:t>
+              <w:t>Запись продажи в три действия, инструктаж, сверка выручки в отчёте с кассой</w:t>
+            </w:r>
+          </w:p>
+        </w:tc>
+      </w:tr>
+      <w:tr>
+        <w:trPr>
+          <w:cantSplit/>
+        </w:trPr>
+        <w:tc>
+          <w:tcPr>
+            <w:tcW w:type="dxa" w:w="2381"/>
+          </w:tcPr>
+          <w:p>
+            <w:pPr>
+              <w:widowControl w:val="0"/>
+              <w:spacing w:line="240" w:lineRule="auto" w:after="0"/>
+              <w:ind w:firstLine="0"/>
+              <w:jc w:val="left"/>
+            </w:pPr>
+            <w:r/>
+            <w:r>
+              <w:rPr>
+                <w:rFonts w:ascii="Times New Roman" w:hAnsi="Times New Roman" w:cs="Times New Roman" w:eastAsia="Times New Roman"/>
+                <w:b w:val="0"/>
+                <w:i w:val="0"/>
+                <w:sz w:val="24"/>
+              </w:rPr>
+              <w:t>Праздничный спрос выше среднего за 14 дней</w:t>
+            </w:r>
+          </w:p>
+        </w:tc>
+        <w:tc>
+          <w:tcPr>
+            <w:tcW w:type="dxa" w:w="1928"/>
+          </w:tcPr>
+          <w:p>
+            <w:pPr>
+              <w:widowControl w:val="0"/>
+              <w:spacing w:line="240" w:lineRule="auto" w:after="0"/>
+              <w:ind w:firstLine="0"/>
+              <w:jc w:val="left"/>
+            </w:pPr>
+            <w:r/>
+            <w:r>
+              <w:rPr>
+                <w:rFonts w:ascii="Times New Roman" w:hAnsi="Times New Roman" w:cs="Times New Roman" w:eastAsia="Times New Roman"/>
+                <w:b w:val="0"/>
+                <w:i w:val="0"/>
+                <w:sz w:val="24"/>
+              </w:rPr>
+              <w:t>Минимизация</w:t>
+            </w:r>
+          </w:p>
+        </w:tc>
+        <w:tc>
+          <w:tcPr>
+            <w:tcW w:type="dxa" w:w="5046"/>
+          </w:tcPr>
+          <w:p>
+            <w:pPr>
+              <w:widowControl w:val="0"/>
+              <w:spacing w:line="240" w:lineRule="auto" w:after="0"/>
+              <w:ind w:firstLine="0"/>
+              <w:jc w:val="left"/>
+            </w:pPr>
+            <w:r/>
+            <w:r>
+              <w:rPr>
+                <w:rFonts w:ascii="Times New Roman" w:hAnsi="Times New Roman" w:cs="Times New Roman" w:eastAsia="Times New Roman"/>
+                <w:b w:val="0"/>
+                <w:i w:val="0"/>
+                <w:sz w:val="24"/>
+              </w:rPr>
+              <w:t>Ручная корректировка заказа владельцем перед праздником, предупреждение в руководстве; учёт праздников — в полной редакции</w:t>
+            </w:r>
+          </w:p>
+        </w:tc>
+      </w:tr>
+      <w:tr>
+        <w:trPr>
+          <w:cantSplit/>
+        </w:trPr>
+        <w:tc>
+          <w:tcPr>
+            <w:tcW w:type="dxa" w:w="2381"/>
+          </w:tcPr>
+          <w:p>
+            <w:pPr>
+              <w:widowControl w:val="0"/>
+              <w:spacing w:line="240" w:lineRule="auto" w:after="0"/>
+              <w:ind w:firstLine="0"/>
+              <w:jc w:val="left"/>
+            </w:pPr>
+            <w:r/>
+            <w:r>
+              <w:rPr>
+                <w:rFonts w:ascii="Times New Roman" w:hAnsi="Times New Roman" w:cs="Times New Roman" w:eastAsia="Times New Roman"/>
+                <w:b w:val="0"/>
+                <w:i w:val="0"/>
+                <w:sz w:val="24"/>
+              </w:rPr>
+              <w:t>Несовместимость с компьютером Салона</w:t>
+            </w:r>
+          </w:p>
+        </w:tc>
+        <w:tc>
+          <w:tcPr>
+            <w:tcW w:type="dxa" w:w="1928"/>
+          </w:tcPr>
+          <w:p>
+            <w:pPr>
+              <w:widowControl w:val="0"/>
+              <w:spacing w:line="240" w:lineRule="auto" w:after="0"/>
+              <w:ind w:firstLine="0"/>
+              <w:jc w:val="left"/>
+            </w:pPr>
+            <w:r/>
+            <w:r>
+              <w:rPr>
+                <w:rFonts w:ascii="Times New Roman" w:hAnsi="Times New Roman" w:cs="Times New Roman" w:eastAsia="Times New Roman"/>
+                <w:b w:val="0"/>
+                <w:i w:val="0"/>
+                <w:sz w:val="24"/>
+              </w:rPr>
+              <w:t>Предотвращение</w:t>
+            </w:r>
+          </w:p>
+        </w:tc>
+        <w:tc>
+          <w:tcPr>
+            <w:tcW w:type="dxa" w:w="5046"/>
+          </w:tcPr>
+          <w:p>
+            <w:pPr>
+              <w:widowControl w:val="0"/>
+              <w:spacing w:line="240" w:lineRule="auto" w:after="0"/>
+              <w:ind w:firstLine="0"/>
+              <w:jc w:val="left"/>
+            </w:pPr>
+            <w:r/>
+            <w:r>
+              <w:rPr>
+                <w:rFonts w:ascii="Times New Roman" w:hAnsi="Times New Roman" w:cs="Times New Roman" w:eastAsia="Times New Roman"/>
+                <w:b w:val="0"/>
+                <w:i w:val="0"/>
+                <w:sz w:val="24"/>
+              </w:rPr>
+              <w:t>Проверка на «чистых» Windows 10 и 11; пакеты для Python 3.11–3.14 в дистрибутиве</w:t>
             </w:r>
           </w:p>
         </w:tc>
@@ -7882,7 +7956,7 @@
                 <w:i w:val="0"/>
                 <w:sz w:val="24"/>
               </w:rPr>
-              <w:t>Резерв времени до конца года; перенос второстепенных отчётов на следующую версию</w:t>
+              <w:t>Резерв времени до 31.12; второстепенные функции переносятся на следующую версию</w:t>
             </w:r>
           </w:p>
         </w:tc>
@@ -7956,7 +8030,7 @@
                 <w:i w:val="0"/>
                 <w:sz w:val="24"/>
               </w:rPr>
-              <w:t>Взаимозаменяемость участников, код-ревью, документирование решений</w:t>
+              <w:t>Взаимозаменяемость участников, код-ревью, документирование</w:t>
             </w:r>
           </w:p>
         </w:tc>
@@ -8030,81 +8104,7 @@
                 <w:i w:val="0"/>
                 <w:sz w:val="24"/>
               </w:rPr>
-              <w:t>Утверждение ТЗ, процедура управления изменениями, демонстрации по этапам</w:t>
-            </w:r>
-          </w:p>
-        </w:tc>
-      </w:tr>
-      <w:tr>
-        <w:trPr>
-          <w:cantSplit/>
-        </w:trPr>
-        <w:tc>
-          <w:tcPr>
-            <w:tcW w:type="dxa" w:w="2381"/>
-          </w:tcPr>
-          <w:p>
-            <w:pPr>
-              <w:widowControl w:val="0"/>
-              <w:spacing w:line="240" w:lineRule="auto" w:after="0"/>
-              <w:ind w:firstLine="0"/>
-              <w:jc w:val="left"/>
-            </w:pPr>
-            <w:r/>
-            <w:r>
-              <w:rPr>
-                <w:rFonts w:ascii="Times New Roman" w:hAnsi="Times New Roman" w:cs="Times New Roman" w:eastAsia="Times New Roman"/>
-                <w:b w:val="0"/>
-                <w:i w:val="0"/>
-                <w:sz w:val="24"/>
-              </w:rPr>
-              <w:t>Низкая дисциплина ввода данных</w:t>
-            </w:r>
-          </w:p>
-        </w:tc>
-        <w:tc>
-          <w:tcPr>
-            <w:tcW w:type="dxa" w:w="1928"/>
-          </w:tcPr>
-          <w:p>
-            <w:pPr>
-              <w:widowControl w:val="0"/>
-              <w:spacing w:line="240" w:lineRule="auto" w:after="0"/>
-              <w:ind w:firstLine="0"/>
-              <w:jc w:val="left"/>
-            </w:pPr>
-            <w:r/>
-            <w:r>
-              <w:rPr>
-                <w:rFonts w:ascii="Times New Roman" w:hAnsi="Times New Roman" w:cs="Times New Roman" w:eastAsia="Times New Roman"/>
-                <w:b w:val="0"/>
-                <w:i w:val="0"/>
-                <w:sz w:val="24"/>
-              </w:rPr>
-              <w:t>Предотвращение</w:t>
-            </w:r>
-          </w:p>
-        </w:tc>
-        <w:tc>
-          <w:tcPr>
-            <w:tcW w:type="dxa" w:w="5046"/>
-          </w:tcPr>
-          <w:p>
-            <w:pPr>
-              <w:widowControl w:val="0"/>
-              <w:spacing w:line="240" w:lineRule="auto" w:after="0"/>
-              <w:ind w:firstLine="0"/>
-              <w:jc w:val="left"/>
-            </w:pPr>
-            <w:r/>
-            <w:r>
-              <w:rPr>
-                <w:rFonts w:ascii="Times New Roman" w:hAnsi="Times New Roman" w:cs="Times New Roman" w:eastAsia="Times New Roman"/>
-                <w:b w:val="0"/>
-                <w:i w:val="0"/>
-                <w:sz w:val="24"/>
-              </w:rPr>
-              <w:t>Простой интерфейс ТСД, обучение, контроль руководителем, отчёт о расхождениях остатков</w:t>
+              <w:t>Утверждение ТЗ, демонстрации по этапам</w:t>
             </w:r>
           </w:p>
         </w:tc>
@@ -8247,7 +8247,7 @@
                 <w:i w:val="0"/>
                 <w:sz w:val="24"/>
               </w:rPr>
-              <w:t>Сбой системы в пиковый период</w:t>
+              <w:t>Потеря файла базы данных</w:t>
             </w:r>
           </w:p>
         </w:tc>
@@ -8270,7 +8270,7 @@
                 <w:i w:val="0"/>
                 <w:sz w:val="24"/>
               </w:rPr>
-              <w:t>Рост времени отклика под нагрузкой при тестировании, ошибки интеграций</w:t>
+              <w:t>Нет свежей копии файла на внешнем носителе</w:t>
             </w:r>
           </w:p>
         </w:tc>
@@ -8298,7 +8298,7 @@
                 <w:i w:val="0"/>
                 <w:sz w:val="24"/>
               </w:rPr>
-              <w:t>Недостаточная точность прогноза на праздники</w:t>
+              <w:t>Неполный ввод продаж флористами</w:t>
             </w:r>
           </w:p>
         </w:tc>
@@ -8321,7 +8321,7 @@
                 <w:i w:val="0"/>
                 <w:sz w:val="24"/>
               </w:rPr>
-              <w:t>WAPE на исторических праздниках более 35 %</w:t>
+              <w:t>Выручка в отчёте ниже выручки по кассе более чем на 5 %</w:t>
             </w:r>
           </w:p>
         </w:tc>
@@ -8349,7 +8349,7 @@
                 <w:i w:val="0"/>
                 <w:sz w:val="24"/>
               </w:rPr>
-              <w:t>Неполнота истории продаж и остатков</w:t>
+              <w:t>Праздничный спрос выше среднего за 14 дней</w:t>
             </w:r>
           </w:p>
         </w:tc>
@@ -8372,7 +8372,143 @@
                 <w:i w:val="0"/>
                 <w:sz w:val="24"/>
               </w:rPr>
-              <w:t>Более 15 % дней с нулевыми остатками по ключевым позициям, пропуски в выгрузке</w:t>
+              <w:t>Ходовые позиции заканчиваются за 1–2 дня до праздника</w:t>
+            </w:r>
+          </w:p>
+        </w:tc>
+      </w:tr>
+    </w:tbl>
+    <w:p>
+      <w:pPr>
+        <w:keepNext/>
+        <w:ind w:firstLine="0"/>
+        <w:jc w:val="right"/>
+      </w:pPr>
+      <w:r>
+        <w:rPr>
+          <w:rFonts w:ascii="Times New Roman" w:hAnsi="Times New Roman" w:cs="Times New Roman" w:eastAsia="Times New Roman"/>
+          <w:b w:val="0"/>
+          <w:i w:val="0"/>
+          <w:sz w:val="28"/>
+        </w:rPr>
+        <w:t>Продолжение таблицы 9.8</w:t>
+      </w:r>
+    </w:p>
+    <w:tbl>
+      <w:tblPr>
+        <w:tblStyle w:val="TableGrid"/>
+        <w:tblW w:type="auto" w:w="0"/>
+        <w:jc w:val="center"/>
+        <w:tblLayout w:type="fixed"/>
+        <w:tblLook w:firstColumn="1" w:firstRow="1" w:lastColumn="0" w:lastRow="0" w:noHBand="0" w:noVBand="1" w:val="04A0"/>
+        <w:tblLayout w:type="fixed"/>
+        <w:tblCaption w:val="9.8|3"/>
+      </w:tblPr>
+      <w:tblGrid>
+        <w:gridCol w:w="2835"/>
+        <w:gridCol w:w="6520"/>
+      </w:tblGrid>
+      <w:tr>
+        <w:trPr>
+          <w:cantSplit/>
+          <w:tblHeader/>
+        </w:trPr>
+        <w:tc>
+          <w:tcPr>
+            <w:tcW w:type="dxa" w:w="2835"/>
+          </w:tcPr>
+          <w:p>
+            <w:pPr>
+              <w:keepNext/>
+              <w:widowControl w:val="0"/>
+              <w:spacing w:line="240" w:lineRule="auto" w:after="0"/>
+              <w:ind w:firstLine="0"/>
+              <w:jc w:val="center"/>
+            </w:pPr>
+            <w:r/>
+            <w:r>
+              <w:rPr>
+                <w:rFonts w:ascii="Times New Roman" w:hAnsi="Times New Roman" w:cs="Times New Roman" w:eastAsia="Times New Roman"/>
+                <w:b w:val="0"/>
+                <w:i w:val="0"/>
+                <w:sz w:val="24"/>
+              </w:rPr>
+              <w:t>Риск</w:t>
+            </w:r>
+          </w:p>
+        </w:tc>
+        <w:tc>
+          <w:tcPr>
+            <w:tcW w:type="dxa" w:w="6520"/>
+          </w:tcPr>
+          <w:p>
+            <w:pPr>
+              <w:keepNext/>
+              <w:widowControl w:val="0"/>
+              <w:spacing w:line="240" w:lineRule="auto" w:after="0"/>
+              <w:ind w:firstLine="0"/>
+              <w:jc w:val="center"/>
+            </w:pPr>
+            <w:r/>
+            <w:r>
+              <w:rPr>
+                <w:rFonts w:ascii="Times New Roman" w:hAnsi="Times New Roman" w:cs="Times New Roman" w:eastAsia="Times New Roman"/>
+                <w:b w:val="0"/>
+                <w:i w:val="0"/>
+                <w:sz w:val="24"/>
+              </w:rPr>
+              <w:t>Признаки</w:t>
+            </w:r>
+          </w:p>
+        </w:tc>
+      </w:tr>
+      <w:tr>
+        <w:trPr>
+          <w:cantSplit/>
+        </w:trPr>
+        <w:tc>
+          <w:tcPr>
+            <w:tcW w:type="dxa" w:w="2835"/>
+          </w:tcPr>
+          <w:p>
+            <w:pPr>
+              <w:widowControl w:val="0"/>
+              <w:spacing w:line="240" w:lineRule="auto" w:after="0"/>
+              <w:ind w:firstLine="0"/>
+              <w:jc w:val="left"/>
+            </w:pPr>
+            <w:r/>
+            <w:r>
+              <w:rPr>
+                <w:rFonts w:ascii="Times New Roman" w:hAnsi="Times New Roman" w:cs="Times New Roman" w:eastAsia="Times New Roman"/>
+                <w:b w:val="0"/>
+                <w:i w:val="0"/>
+                <w:sz w:val="24"/>
+              </w:rPr>
+              <w:t>Несовместимость с компьютером Салона</w:t>
+            </w:r>
+          </w:p>
+        </w:tc>
+        <w:tc>
+          <w:tcPr>
+            <w:tcW w:type="dxa" w:w="6520"/>
+          </w:tcPr>
+          <w:p>
+            <w:pPr>
+              <w:widowControl w:val="0"/>
+              <w:spacing w:line="240" w:lineRule="auto" w:after="0"/>
+              <w:ind w:firstLine="0"/>
+              <w:jc w:val="left"/>
+            </w:pPr>
+            <w:r/>
+            <w:r>
+              <w:rPr>
+                <w:rFonts w:ascii="Times New Roman" w:hAnsi="Times New Roman" w:cs="Times New Roman" w:eastAsia="Times New Roman"/>
+                <w:b w:val="0"/>
+                <w:i w:val="0"/>
+                <w:sz w:val="24"/>
+              </w:rPr>
+              <w:t>Ошибка при первом запуске run.bat на тестовом компьютере</w:t>
             </w:r>
           </w:p>
         </w:tc>
@@ -8423,7 +8559,7 @@
                 <w:i w:val="0"/>
                 <w:sz w:val="24"/>
               </w:rPr>
-              <w:t>Отставание этапов критического пути более чем на 3 дня</w:t>
+              <w:t>Отставание по этапам критического пути более 3 дней</w:t>
             </w:r>
           </w:p>
         </w:tc>
@@ -8525,58 +8661,7 @@
                 <w:i w:val="0"/>
                 <w:sz w:val="24"/>
               </w:rPr>
-              <w:t>Частые запросы на изменения от заказчика</w:t>
-            </w:r>
-          </w:p>
-        </w:tc>
-      </w:tr>
-      <w:tr>
-        <w:trPr>
-          <w:cantSplit/>
-        </w:trPr>
-        <w:tc>
-          <w:tcPr>
-            <w:tcW w:type="dxa" w:w="2835"/>
-          </w:tcPr>
-          <w:p>
-            <w:pPr>
-              <w:widowControl w:val="0"/>
-              <w:spacing w:line="240" w:lineRule="auto" w:after="0"/>
-              <w:ind w:firstLine="0"/>
-              <w:jc w:val="left"/>
-            </w:pPr>
-            <w:r/>
-            <w:r>
-              <w:rPr>
-                <w:rFonts w:ascii="Times New Roman" w:hAnsi="Times New Roman" w:cs="Times New Roman" w:eastAsia="Times New Roman"/>
-                <w:b w:val="0"/>
-                <w:i w:val="0"/>
-                <w:sz w:val="24"/>
-              </w:rPr>
-              <w:t>Низкая дисциплина ввода данных</w:t>
-            </w:r>
-          </w:p>
-        </w:tc>
-        <w:tc>
-          <w:tcPr>
-            <w:tcW w:type="dxa" w:w="6520"/>
-          </w:tcPr>
-          <w:p>
-            <w:pPr>
-              <w:widowControl w:val="0"/>
-              <w:spacing w:line="240" w:lineRule="auto" w:after="0"/>
-              <w:ind w:firstLine="0"/>
-              <w:jc w:val="left"/>
-            </w:pPr>
-            <w:r/>
-            <w:r>
-              <w:rPr>
-                <w:rFonts w:ascii="Times New Roman" w:hAnsi="Times New Roman" w:cs="Times New Roman" w:eastAsia="Times New Roman"/>
-                <w:b w:val="0"/>
-                <w:i w:val="0"/>
-                <w:sz w:val="24"/>
-              </w:rPr>
-              <w:t>Расхождение учётных и фактических остатков при инвентаризации более 5 %</w:t>
+              <w:t>Новые требования на демонстрациях</w:t>
             </w:r>
           </w:p>
         </w:tc>
@@ -8609,7 +8694,7 @@
           <w:i w:val="0"/>
           <w:sz w:val="28"/>
         </w:rPr>
-        <w:t>В ходе работы изучена методика управления проектами и построена модель управления проектом создания информационной системы планирования процессов закупки и продажи цветочной продукции. Определены 12 этапов проекта с длительностями и зависимостями, построены сетевая диаграмма с выделением критического пути и временная диаграмма, выполнено распределение трёх участников группы по этапам и построена диаграмма их занятости.</w:t>
+        <w:t>В ходе работы изучена методика управления проектами и построена модель управления проектом создания базовой редакции информационной системы планирования процессов закупки и продажи цветочной продукции. Определены 12 этапов проекта с длительностями и зависимостями, построены сетевая диаграмма с выделением критического пути и временная диаграмма проекта, выполнено распределение трёх участников группы по этапам и построена диаграмма их занятости.</w:t>
       </w:r>
     </w:p>
     <w:p>
@@ -8620,7 +8705,7 @@
           <w:i w:val="0"/>
           <w:sz w:val="28"/>
         </w:rPr>
-        <w:t>Работы укладываются в период с 01.09.2026 по 31.12.2026, опытная эксплуатация приходится на предновогодний пик продаж. Составлен список из 10 возможных рисков с указанием типа, проведён их анализ, для значимых рисков разработаны стратегии предотвращения, минимизации и аварийные планы, определены признаки проявления рисков.</w:t>
+        <w:t>Работы укладываются в период с 01.09.2026 по 31.12.2026 с резервом времени; установка в Салоне завершается до предновогоднего спроса. Составлен список из 10 возможных рисков с указанием типа, проведён их анализ по вероятности и ущербу, для значимых рисков разработаны стратегии и определены признаки их проявления.</w:t>
       </w:r>
     </w:p>
     <w:p>
